--- a/Templates/02-employee-review-kpis.docx
+++ b/Templates/02-employee-review-kpis.docx
@@ -2317,7 +2317,18 @@
       </w:r>
       <w:bookmarkEnd w:id="3"/>
       <w:r>
-        <w:t xml:space="preserve"> (For Sales)</w:t>
+        <w:t xml:space="preserve"> (For </w:t>
+      </w:r>
+      <w:proofErr w:type="gramStart"/>
+      <w:r>
+        <w:t>Sales</w:t>
+      </w:r>
+      <w:r>
+        <w:t xml:space="preserve"> people</w:t>
+      </w:r>
+      <w:proofErr w:type="gramEnd"/>
+      <w:r>
+        <w:t>)</w:t>
       </w:r>
     </w:p>
     <w:p>
@@ -4178,7 +4189,27 @@
           <w:bCs/>
           <w:lang w:eastAsia="zh-CN"/>
         </w:rPr>
-        <w:t>- Screenshot</w:t>
+        <w:t xml:space="preserve">did </w:t>
+      </w:r>
+      <w:proofErr w:type="gramStart"/>
+      <w:r>
+        <w:rPr>
+          <w:rFonts w:ascii="Aptos" w:eastAsia="Times New Roman" w:hAnsi="Aptos"/>
+          <w:b/>
+          <w:bCs/>
+          <w:lang w:eastAsia="zh-CN"/>
+        </w:rPr>
+        <w:t>{{ NUMBER</w:t>
+      </w:r>
+      <w:proofErr w:type="gramEnd"/>
+      <w:r>
+        <w:rPr>
+          <w:rFonts w:ascii="Aptos" w:eastAsia="Times New Roman" w:hAnsi="Aptos"/>
+          <w:b/>
+          <w:bCs/>
+          <w:lang w:eastAsia="zh-CN"/>
+        </w:rPr>
+        <w:t xml:space="preserve"> }} GitHub contributions</w:t>
       </w:r>
     </w:p>
     <w:p>
@@ -6374,7 +6405,7 @@
         <w:sz w:val="14"/>
         <w:szCs w:val="14"/>
       </w:rPr>
-      <w:t>31/10/2025 5:46 PM</w:t>
+      <w:t>11/11/2025 11:12 AM</w:t>
     </w:r>
     <w:r>
       <w:rPr>
@@ -8931,15 +8962,6 @@
 </file>
 
 <file path=customXml/item1.xml><?xml version="1.0" encoding="utf-8"?>
-<?mso-contentType ?>
-<FormTemplates xmlns="http://schemas.microsoft.com/sharepoint/v3/contenttype/forms">
-  <Display>DocumentLibraryForm</Display>
-  <Edit>DocumentLibraryForm</Edit>
-  <New>DocumentLibraryForm</New>
-</FormTemplates>
-</file>
-
-<file path=customXml/item2.xml><?xml version="1.0" encoding="utf-8"?>
 <p:properties xmlns:p="http://schemas.microsoft.com/office/2006/metadata/properties" xmlns:xsi="http://www.w3.org/2001/XMLSchema-instance" xmlns:pc="http://schemas.microsoft.com/office/infopath/2007/PartnerControls">
   <documentManagement>
     <_ip_UnifiedCompliancePolicyUIAction xmlns="http://schemas.microsoft.com/sharepoint/v3" xsi:nil="true"/>
@@ -8952,7 +8974,20 @@
 </p:properties>
 </file>
 
+<file path=customXml/item2.xml><?xml version="1.0" encoding="utf-8"?>
+<?mso-contentType ?>
+<FormTemplates xmlns="http://schemas.microsoft.com/sharepoint/v3/contenttype/forms">
+  <Display>DocumentLibraryForm</Display>
+  <Edit>DocumentLibraryForm</Edit>
+  <New>DocumentLibraryForm</New>
+</FormTemplates>
+</file>
+
 <file path=customXml/item3.xml><?xml version="1.0" encoding="utf-8"?>
+<b:Sources xmlns:b="http://schemas.openxmlformats.org/officeDocument/2006/bibliography" xmlns="http://schemas.openxmlformats.org/officeDocument/2006/bibliography" SelectedStyle="\APASixthEditionOfficeOnline.xsl" StyleName="APA" Version="6"/>
+</file>
+
+<file path=customXml/item4.xml><?xml version="1.0" encoding="utf-8"?>
 <ct:contentTypeSchema xmlns:ct="http://schemas.microsoft.com/office/2006/metadata/contentType" xmlns:ma="http://schemas.microsoft.com/office/2006/metadata/properties/metaAttributes" ct:_="" ma:_="" ma:contentTypeName="Document" ma:contentTypeID="0x010100EF9B896C278B3E4A966930FF26B3A803" ma:contentTypeVersion="17" ma:contentTypeDescription="Create a new document." ma:contentTypeScope="" ma:versionID="810953195a06a54db76f0e1c86e54065">
   <xsd:schema xmlns:xsd="http://www.w3.org/2001/XMLSchema" xmlns:xs="http://www.w3.org/2001/XMLSchema" xmlns:p="http://schemas.microsoft.com/office/2006/metadata/properties" xmlns:ns1="http://schemas.microsoft.com/sharepoint/v3" xmlns:ns2="212980c9-5617-46ce-99ad-a376bd4152d0" xmlns:ns3="0ecd88e7-26cc-4a6b-8b5c-6a9962e64f6a" targetNamespace="http://schemas.microsoft.com/office/2006/metadata/properties" ma:root="true" ma:fieldsID="1224343d2e659e4bb839ffaafaceb3e5" ns1:_="" ns2:_="" ns3:_="">
     <xsd:import namespace="http://schemas.microsoft.com/sharepoint/v3"/>
@@ -9200,19 +9235,7 @@
 </ct:contentTypeSchema>
 </file>
 
-<file path=customXml/item4.xml><?xml version="1.0" encoding="utf-8"?>
-<b:Sources xmlns:b="http://schemas.openxmlformats.org/officeDocument/2006/bibliography" xmlns="http://schemas.openxmlformats.org/officeDocument/2006/bibliography" SelectedStyle="\APASixthEditionOfficeOnline.xsl" StyleName="APA" Version="6"/>
-</file>
-
 <file path=customXml/itemProps1.xml><?xml version="1.0" encoding="utf-8"?>
-<ds:datastoreItem xmlns:ds="http://schemas.openxmlformats.org/officeDocument/2006/customXml" ds:itemID="{A40E3940-A19E-4C5F-9921-8B36449287B1}">
-  <ds:schemaRefs>
-    <ds:schemaRef ds:uri="http://schemas.microsoft.com/sharepoint/v3/contenttype/forms"/>
-  </ds:schemaRefs>
-</ds:datastoreItem>
-</file>
-
-<file path=customXml/itemProps2.xml><?xml version="1.0" encoding="utf-8"?>
 <ds:datastoreItem xmlns:ds="http://schemas.openxmlformats.org/officeDocument/2006/customXml" ds:itemID="{33307C42-A627-4970-BC11-0EFB0BA59FEE}">
   <ds:schemaRefs>
     <ds:schemaRef ds:uri="http://schemas.microsoft.com/office/2006/metadata/properties"/>
@@ -9224,7 +9247,23 @@
 </ds:datastoreItem>
 </file>
 
+<file path=customXml/itemProps2.xml><?xml version="1.0" encoding="utf-8"?>
+<ds:datastoreItem xmlns:ds="http://schemas.openxmlformats.org/officeDocument/2006/customXml" ds:itemID="{A40E3940-A19E-4C5F-9921-8B36449287B1}">
+  <ds:schemaRefs>
+    <ds:schemaRef ds:uri="http://schemas.microsoft.com/sharepoint/v3/contenttype/forms"/>
+  </ds:schemaRefs>
+</ds:datastoreItem>
+</file>
+
 <file path=customXml/itemProps3.xml><?xml version="1.0" encoding="utf-8"?>
+<ds:datastoreItem xmlns:ds="http://schemas.openxmlformats.org/officeDocument/2006/customXml" ds:itemID="{D7A003FC-89FC-4320-9A93-DBEA7E2F4C59}">
+  <ds:schemaRefs>
+    <ds:schemaRef ds:uri="http://schemas.openxmlformats.org/officeDocument/2006/bibliography"/>
+  </ds:schemaRefs>
+</ds:datastoreItem>
+</file>
+
+<file path=customXml/itemProps4.xml><?xml version="1.0" encoding="utf-8"?>
 <ds:datastoreItem xmlns:ds="http://schemas.openxmlformats.org/officeDocument/2006/customXml" ds:itemID="{4E0C56D0-03FF-4681-BB98-221CE98599A3}">
   <ds:schemaRefs>
     <ds:schemaRef ds:uri="http://schemas.microsoft.com/office/2006/metadata/contentType"/>
@@ -9242,12 +9281,4 @@
     <ds:schemaRef ds:uri="http://schemas.microsoft.com/internal/obd"/>
   </ds:schemaRefs>
 </ds:datastoreItem>
-</file>
-
-<file path=customXml/itemProps4.xml><?xml version="1.0" encoding="utf-8"?>
-<ds:datastoreItem xmlns:ds="http://schemas.openxmlformats.org/officeDocument/2006/customXml" ds:itemID="{D7A003FC-89FC-4320-9A93-DBEA7E2F4C59}">
-  <ds:schemaRefs>
-    <ds:schemaRef ds:uri="http://schemas.openxmlformats.org/officeDocument/2006/bibliography"/>
-  </ds:schemaRefs>
-</ds:datastoreItem>
 </file>
--- a/Templates/02-employee-review-kpis.docx
+++ b/Templates/02-employee-review-kpis.docx
@@ -2732,7 +2732,10 @@
         <w:t xml:space="preserve"> </w:t>
       </w:r>
       <w:r>
-        <w:t>Sentiment - Review Manager</w:t>
+        <w:t xml:space="preserve">Sentiment - </w:t>
+      </w:r>
+      <w:r>
+        <w:t>Adam</w:t>
       </w:r>
       <w:r>
         <w:t xml:space="preserve"> - </w:t>
@@ -2761,7 +2764,19 @@
         <w:rPr>
           <w:lang w:val="en-AU"/>
         </w:rPr>
-        <w:t>How does your Review Manager feel about your work?</w:t>
+        <w:t xml:space="preserve">How does your </w:t>
+      </w:r>
+      <w:r>
+        <w:rPr>
+          <w:lang w:val="en-AU"/>
+        </w:rPr>
+        <w:t>Adam</w:t>
+      </w:r>
+      <w:r>
+        <w:rPr>
+          <w:lang w:val="en-AU"/>
+        </w:rPr>
+        <w:t xml:space="preserve"> feel about your work?</w:t>
       </w:r>
     </w:p>
     <w:p>
@@ -6405,7 +6420,7 @@
         <w:sz w:val="14"/>
         <w:szCs w:val="14"/>
       </w:rPr>
-      <w:t>11/11/2025 11:12 AM</w:t>
+      <w:t>10/01/2026 1:00 AM</w:t>
     </w:r>
     <w:r>
       <w:rPr>
@@ -8975,19 +8990,6 @@
 </file>
 
 <file path=customXml/item2.xml><?xml version="1.0" encoding="utf-8"?>
-<?mso-contentType ?>
-<FormTemplates xmlns="http://schemas.microsoft.com/sharepoint/v3/contenttype/forms">
-  <Display>DocumentLibraryForm</Display>
-  <Edit>DocumentLibraryForm</Edit>
-  <New>DocumentLibraryForm</New>
-</FormTemplates>
-</file>
-
-<file path=customXml/item3.xml><?xml version="1.0" encoding="utf-8"?>
-<b:Sources xmlns:b="http://schemas.openxmlformats.org/officeDocument/2006/bibliography" xmlns="http://schemas.openxmlformats.org/officeDocument/2006/bibliography" SelectedStyle="\APASixthEditionOfficeOnline.xsl" StyleName="APA" Version="6"/>
-</file>
-
-<file path=customXml/item4.xml><?xml version="1.0" encoding="utf-8"?>
 <ct:contentTypeSchema xmlns:ct="http://schemas.microsoft.com/office/2006/metadata/contentType" xmlns:ma="http://schemas.microsoft.com/office/2006/metadata/properties/metaAttributes" ct:_="" ma:_="" ma:contentTypeName="Document" ma:contentTypeID="0x010100EF9B896C278B3E4A966930FF26B3A803" ma:contentTypeVersion="17" ma:contentTypeDescription="Create a new document." ma:contentTypeScope="" ma:versionID="810953195a06a54db76f0e1c86e54065">
   <xsd:schema xmlns:xsd="http://www.w3.org/2001/XMLSchema" xmlns:xs="http://www.w3.org/2001/XMLSchema" xmlns:p="http://schemas.microsoft.com/office/2006/metadata/properties" xmlns:ns1="http://schemas.microsoft.com/sharepoint/v3" xmlns:ns2="212980c9-5617-46ce-99ad-a376bd4152d0" xmlns:ns3="0ecd88e7-26cc-4a6b-8b5c-6a9962e64f6a" targetNamespace="http://schemas.microsoft.com/office/2006/metadata/properties" ma:root="true" ma:fieldsID="1224343d2e659e4bb839ffaafaceb3e5" ns1:_="" ns2:_="" ns3:_="">
     <xsd:import namespace="http://schemas.microsoft.com/sharepoint/v3"/>
@@ -9235,6 +9237,19 @@
 </ct:contentTypeSchema>
 </file>
 
+<file path=customXml/item3.xml><?xml version="1.0" encoding="utf-8"?>
+<b:Sources xmlns:b="http://schemas.openxmlformats.org/officeDocument/2006/bibliography" xmlns="http://schemas.openxmlformats.org/officeDocument/2006/bibliography" SelectedStyle="\APASixthEditionOfficeOnline.xsl" StyleName="APA" Version="6"/>
+</file>
+
+<file path=customXml/item4.xml><?xml version="1.0" encoding="utf-8"?>
+<?mso-contentType ?>
+<FormTemplates xmlns="http://schemas.microsoft.com/sharepoint/v3/contenttype/forms">
+  <Display>DocumentLibraryForm</Display>
+  <Edit>DocumentLibraryForm</Edit>
+  <New>DocumentLibraryForm</New>
+</FormTemplates>
+</file>
+
 <file path=customXml/itemProps1.xml><?xml version="1.0" encoding="utf-8"?>
 <ds:datastoreItem xmlns:ds="http://schemas.openxmlformats.org/officeDocument/2006/customXml" ds:itemID="{33307C42-A627-4970-BC11-0EFB0BA59FEE}">
   <ds:schemaRefs>
@@ -9248,22 +9263,6 @@
 </file>
 
 <file path=customXml/itemProps2.xml><?xml version="1.0" encoding="utf-8"?>
-<ds:datastoreItem xmlns:ds="http://schemas.openxmlformats.org/officeDocument/2006/customXml" ds:itemID="{A40E3940-A19E-4C5F-9921-8B36449287B1}">
-  <ds:schemaRefs>
-    <ds:schemaRef ds:uri="http://schemas.microsoft.com/sharepoint/v3/contenttype/forms"/>
-  </ds:schemaRefs>
-</ds:datastoreItem>
-</file>
-
-<file path=customXml/itemProps3.xml><?xml version="1.0" encoding="utf-8"?>
-<ds:datastoreItem xmlns:ds="http://schemas.openxmlformats.org/officeDocument/2006/customXml" ds:itemID="{D7A003FC-89FC-4320-9A93-DBEA7E2F4C59}">
-  <ds:schemaRefs>
-    <ds:schemaRef ds:uri="http://schemas.openxmlformats.org/officeDocument/2006/bibliography"/>
-  </ds:schemaRefs>
-</ds:datastoreItem>
-</file>
-
-<file path=customXml/itemProps4.xml><?xml version="1.0" encoding="utf-8"?>
 <ds:datastoreItem xmlns:ds="http://schemas.openxmlformats.org/officeDocument/2006/customXml" ds:itemID="{4E0C56D0-03FF-4681-BB98-221CE98599A3}">
   <ds:schemaRefs>
     <ds:schemaRef ds:uri="http://schemas.microsoft.com/office/2006/metadata/contentType"/>
@@ -9281,4 +9280,20 @@
     <ds:schemaRef ds:uri="http://schemas.microsoft.com/internal/obd"/>
   </ds:schemaRefs>
 </ds:datastoreItem>
+</file>
+
+<file path=customXml/itemProps3.xml><?xml version="1.0" encoding="utf-8"?>
+<ds:datastoreItem xmlns:ds="http://schemas.openxmlformats.org/officeDocument/2006/customXml" ds:itemID="{D7A003FC-89FC-4320-9A93-DBEA7E2F4C59}">
+  <ds:schemaRefs>
+    <ds:schemaRef ds:uri="http://schemas.openxmlformats.org/officeDocument/2006/bibliography"/>
+  </ds:schemaRefs>
+</ds:datastoreItem>
+</file>
+
+<file path=customXml/itemProps4.xml><?xml version="1.0" encoding="utf-8"?>
+<ds:datastoreItem xmlns:ds="http://schemas.openxmlformats.org/officeDocument/2006/customXml" ds:itemID="{A40E3940-A19E-4C5F-9921-8B36449287B1}">
+  <ds:schemaRefs>
+    <ds:schemaRef ds:uri="http://schemas.microsoft.com/sharepoint/v3/contenttype/forms"/>
+  </ds:schemaRefs>
+</ds:datastoreItem>
 </file>
--- a/Templates/02-employee-review-kpis.docx
+++ b/Templates/02-employee-review-kpis.docx
@@ -2228,16 +2228,8 @@
         <w:rPr>
           <w:lang w:val="en-AU"/>
         </w:rPr>
-        <w:t xml:space="preserve">3. Already done Client Love with their clients </w:t>
-      </w:r>
-      <w:proofErr w:type="gramStart"/>
-      <w:r>
-        <w:rPr>
-          <w:lang w:val="en-AU"/>
-        </w:rPr>
-        <w:t>above?</w:t>
-      </w:r>
-      <w:proofErr w:type="gramEnd"/>
+        <w:t>3. Already done Client Love with their clients above?</w:t>
+      </w:r>
     </w:p>
     <w:p>
       <w:pPr>
@@ -5444,16 +5436,6 @@
         <w:keepLines/>
         <w:spacing w:line="240" w:lineRule="auto"/>
       </w:pPr>
-      <w:r>
-        <w:t>Teams | SSW YakShaver | Type: leaderboard -time year -top 100</w:t>
-      </w:r>
-    </w:p>
-    <w:p>
-      <w:pPr>
-        <w:keepNext/>
-        <w:keepLines/>
-        <w:spacing w:line="240" w:lineRule="auto"/>
-      </w:pPr>
       <w:proofErr w:type="gramStart"/>
       <w:r>
         <w:t>{{ SCREENSHOT</w:t>
@@ -5613,6 +5595,36 @@
     </w:p>
     <w:bookmarkEnd w:id="19"/>
     <w:bookmarkEnd w:id="20"/>
+    <w:p>
+      <w:r>
+        <w:fldChar w:fldCharType="begin"/>
+      </w:r>
+      <w:r>
+        <w:instrText>HYPERLINK "</w:instrText>
+      </w:r>
+      <w:r>
+        <w:instrText>https://portal.yakshaver.ai/leaderboard?range=last-12-month</w:instrText>
+      </w:r>
+      <w:r>
+        <w:instrText>"</w:instrText>
+      </w:r>
+      <w:r>
+        <w:fldChar w:fldCharType="separate"/>
+      </w:r>
+      <w:r>
+        <w:rPr>
+          <w:rStyle w:val="Hyperlink"/>
+          <w:szCs w:val="24"/>
+        </w:rPr>
+        <w:t>https://portal.yakshaver.ai/leaderboard?range=last-12-month</w:t>
+      </w:r>
+      <w:r>
+        <w:fldChar w:fldCharType="end"/>
+      </w:r>
+      <w:r>
+        <w:t xml:space="preserve"> </w:t>
+      </w:r>
+    </w:p>
     <w:p/>
     <w:p>
       <w:pPr>
@@ -6420,7 +6432,7 @@
         <w:sz w:val="14"/>
         <w:szCs w:val="14"/>
       </w:rPr>
-      <w:t>10/01/2026 1:00 AM</w:t>
+      <w:t>7/07/2026 2:47 PM</w:t>
     </w:r>
     <w:r>
       <w:rPr>
@@ -8977,6 +8989,19 @@
 </file>
 
 <file path=customXml/item1.xml><?xml version="1.0" encoding="utf-8"?>
+<b:Sources xmlns:b="http://schemas.openxmlformats.org/officeDocument/2006/bibliography" xmlns="http://schemas.openxmlformats.org/officeDocument/2006/bibliography" SelectedStyle="\APASixthEditionOfficeOnline.xsl" StyleName="APA" Version="6"/>
+</file>
+
+<file path=customXml/item2.xml><?xml version="1.0" encoding="utf-8"?>
+<?mso-contentType ?>
+<FormTemplates xmlns="http://schemas.microsoft.com/sharepoint/v3/contenttype/forms">
+  <Display>DocumentLibraryForm</Display>
+  <Edit>DocumentLibraryForm</Edit>
+  <New>DocumentLibraryForm</New>
+</FormTemplates>
+</file>
+
+<file path=customXml/item3.xml><?xml version="1.0" encoding="utf-8"?>
 <p:properties xmlns:p="http://schemas.microsoft.com/office/2006/metadata/properties" xmlns:xsi="http://www.w3.org/2001/XMLSchema-instance" xmlns:pc="http://schemas.microsoft.com/office/infopath/2007/PartnerControls">
   <documentManagement>
     <_ip_UnifiedCompliancePolicyUIAction xmlns="http://schemas.microsoft.com/sharepoint/v3" xsi:nil="true"/>
@@ -8989,7 +9014,7 @@
 </p:properties>
 </file>
 
-<file path=customXml/item2.xml><?xml version="1.0" encoding="utf-8"?>
+<file path=customXml/item4.xml><?xml version="1.0" encoding="utf-8"?>
 <ct:contentTypeSchema xmlns:ct="http://schemas.microsoft.com/office/2006/metadata/contentType" xmlns:ma="http://schemas.microsoft.com/office/2006/metadata/properties/metaAttributes" ct:_="" ma:_="" ma:contentTypeName="Document" ma:contentTypeID="0x010100EF9B896C278B3E4A966930FF26B3A803" ma:contentTypeVersion="17" ma:contentTypeDescription="Create a new document." ma:contentTypeScope="" ma:versionID="810953195a06a54db76f0e1c86e54065">
   <xsd:schema xmlns:xsd="http://www.w3.org/2001/XMLSchema" xmlns:xs="http://www.w3.org/2001/XMLSchema" xmlns:p="http://schemas.microsoft.com/office/2006/metadata/properties" xmlns:ns1="http://schemas.microsoft.com/sharepoint/v3" xmlns:ns2="212980c9-5617-46ce-99ad-a376bd4152d0" xmlns:ns3="0ecd88e7-26cc-4a6b-8b5c-6a9962e64f6a" targetNamespace="http://schemas.microsoft.com/office/2006/metadata/properties" ma:root="true" ma:fieldsID="1224343d2e659e4bb839ffaafaceb3e5" ns1:_="" ns2:_="" ns3:_="">
     <xsd:import namespace="http://schemas.microsoft.com/sharepoint/v3"/>
@@ -9237,20 +9262,23 @@
 </ct:contentTypeSchema>
 </file>
 
-<file path=customXml/item3.xml><?xml version="1.0" encoding="utf-8"?>
-<b:Sources xmlns:b="http://schemas.openxmlformats.org/officeDocument/2006/bibliography" xmlns="http://schemas.openxmlformats.org/officeDocument/2006/bibliography" SelectedStyle="\APASixthEditionOfficeOnline.xsl" StyleName="APA" Version="6"/>
+<file path=customXml/itemProps1.xml><?xml version="1.0" encoding="utf-8"?>
+<ds:datastoreItem xmlns:ds="http://schemas.openxmlformats.org/officeDocument/2006/customXml" ds:itemID="{D7A003FC-89FC-4320-9A93-DBEA7E2F4C59}">
+  <ds:schemaRefs>
+    <ds:schemaRef ds:uri="http://schemas.openxmlformats.org/officeDocument/2006/bibliography"/>
+  </ds:schemaRefs>
+</ds:datastoreItem>
 </file>
 
-<file path=customXml/item4.xml><?xml version="1.0" encoding="utf-8"?>
-<?mso-contentType ?>
-<FormTemplates xmlns="http://schemas.microsoft.com/sharepoint/v3/contenttype/forms">
-  <Display>DocumentLibraryForm</Display>
-  <Edit>DocumentLibraryForm</Edit>
-  <New>DocumentLibraryForm</New>
-</FormTemplates>
+<file path=customXml/itemProps2.xml><?xml version="1.0" encoding="utf-8"?>
+<ds:datastoreItem xmlns:ds="http://schemas.openxmlformats.org/officeDocument/2006/customXml" ds:itemID="{A40E3940-A19E-4C5F-9921-8B36449287B1}">
+  <ds:schemaRefs>
+    <ds:schemaRef ds:uri="http://schemas.microsoft.com/sharepoint/v3/contenttype/forms"/>
+  </ds:schemaRefs>
+</ds:datastoreItem>
 </file>
 
-<file path=customXml/itemProps1.xml><?xml version="1.0" encoding="utf-8"?>
+<file path=customXml/itemProps3.xml><?xml version="1.0" encoding="utf-8"?>
 <ds:datastoreItem xmlns:ds="http://schemas.openxmlformats.org/officeDocument/2006/customXml" ds:itemID="{33307C42-A627-4970-BC11-0EFB0BA59FEE}">
   <ds:schemaRefs>
     <ds:schemaRef ds:uri="http://schemas.microsoft.com/office/2006/metadata/properties"/>
@@ -9262,7 +9290,7 @@
 </ds:datastoreItem>
 </file>
 
-<file path=customXml/itemProps2.xml><?xml version="1.0" encoding="utf-8"?>
+<file path=customXml/itemProps4.xml><?xml version="1.0" encoding="utf-8"?>
 <ds:datastoreItem xmlns:ds="http://schemas.openxmlformats.org/officeDocument/2006/customXml" ds:itemID="{4E0C56D0-03FF-4681-BB98-221CE98599A3}">
   <ds:schemaRefs>
     <ds:schemaRef ds:uri="http://schemas.microsoft.com/office/2006/metadata/contentType"/>
@@ -9280,20 +9308,4 @@
     <ds:schemaRef ds:uri="http://schemas.microsoft.com/internal/obd"/>
   </ds:schemaRefs>
 </ds:datastoreItem>
-</file>
-
-<file path=customXml/itemProps3.xml><?xml version="1.0" encoding="utf-8"?>
-<ds:datastoreItem xmlns:ds="http://schemas.openxmlformats.org/officeDocument/2006/customXml" ds:itemID="{D7A003FC-89FC-4320-9A93-DBEA7E2F4C59}">
-  <ds:schemaRefs>
-    <ds:schemaRef ds:uri="http://schemas.openxmlformats.org/officeDocument/2006/bibliography"/>
-  </ds:schemaRefs>
-</ds:datastoreItem>
-</file>
-
-<file path=customXml/itemProps4.xml><?xml version="1.0" encoding="utf-8"?>
-<ds:datastoreItem xmlns:ds="http://schemas.openxmlformats.org/officeDocument/2006/customXml" ds:itemID="{A40E3940-A19E-4C5F-9921-8B36449287B1}">
-  <ds:schemaRefs>
-    <ds:schemaRef ds:uri="http://schemas.microsoft.com/sharepoint/v3/contenttype/forms"/>
-  </ds:schemaRefs>
-</ds:datastoreItem>
 </file>
--- a/Templates/02-employee-review-kpis.docx
+++ b/Templates/02-employee-review-kpis.docx
@@ -1973,30 +1973,15 @@
       </w:r>
     </w:p>
     <w:p>
-      <w:pPr>
-        <w:keepNext/>
-        <w:keepLines/>
-        <w:spacing w:line="278" w:lineRule="auto"/>
-        <w:rPr>
-          <w:lang w:eastAsia="zh-CN"/>
-        </w:rPr>
-      </w:pPr>
       <w:hyperlink r:id="rId12" w:history="1">
         <w:r>
           <w:rPr>
             <w:rStyle w:val="Hyperlink"/>
-            <w:szCs w:val="20"/>
-            <w:lang w:eastAsia="zh-CN"/>
+            <w:szCs w:val="24"/>
           </w:rPr>
-          <w:t>https://app.powerbi.com/groups/3fe9ebc5-63d6-4385-820b-adbe178ccfa0/reports/d09cff56-de7f-4387-b863-6208adcd28ae/ReportSection2?experience=power-bi</w:t>
+          <w:t>https://app.powerbi.com/groups/3fe9ebc5-63d6-4385-820b-adbe178ccfa0/reports/60bb889c-0ebf-4ec7-bee7-01669d85bfce/11d1fca695cd9773d8a2?experience=power-bi</w:t>
         </w:r>
       </w:hyperlink>
-      <w:r>
-        <w:rPr>
-          <w:lang w:eastAsia="zh-CN"/>
-        </w:rPr>
-        <w:t xml:space="preserve"> </w:t>
-      </w:r>
     </w:p>
     <w:p/>
     <w:p>
@@ -6432,7 +6417,7 @@
         <w:sz w:val="14"/>
         <w:szCs w:val="14"/>
       </w:rPr>
-      <w:t>7/07/2026 2:47 PM</w:t>
+      <w:t>7/07/2026 2:48 PM</w:t>
     </w:r>
     <w:r>
       <w:rPr>
@@ -8989,10 +8974,6 @@
 </file>
 
 <file path=customXml/item1.xml><?xml version="1.0" encoding="utf-8"?>
-<b:Sources xmlns:b="http://schemas.openxmlformats.org/officeDocument/2006/bibliography" xmlns="http://schemas.openxmlformats.org/officeDocument/2006/bibliography" SelectedStyle="\APASixthEditionOfficeOnline.xsl" StyleName="APA" Version="6"/>
-</file>
-
-<file path=customXml/item2.xml><?xml version="1.0" encoding="utf-8"?>
 <?mso-contentType ?>
 <FormTemplates xmlns="http://schemas.microsoft.com/sharepoint/v3/contenttype/forms">
   <Display>DocumentLibraryForm</Display>
@@ -9001,20 +8982,11 @@
 </FormTemplates>
 </file>
 
-<file path=customXml/item3.xml><?xml version="1.0" encoding="utf-8"?>
-<p:properties xmlns:p="http://schemas.microsoft.com/office/2006/metadata/properties" xmlns:xsi="http://www.w3.org/2001/XMLSchema-instance" xmlns:pc="http://schemas.microsoft.com/office/infopath/2007/PartnerControls">
-  <documentManagement>
-    <_ip_UnifiedCompliancePolicyUIAction xmlns="http://schemas.microsoft.com/sharepoint/v3" xsi:nil="true"/>
-    <lcf76f155ced4ddcb4097134ff3c332f xmlns="212980c9-5617-46ce-99ad-a376bd4152d0">
-      <Terms xmlns="http://schemas.microsoft.com/office/infopath/2007/PartnerControls"/>
-    </lcf76f155ced4ddcb4097134ff3c332f>
-    <TaxCatchAll xmlns="0ecd88e7-26cc-4a6b-8b5c-6a9962e64f6a" xsi:nil="true"/>
-    <_ip_UnifiedCompliancePolicyProperties xmlns="http://schemas.microsoft.com/sharepoint/v3" xsi:nil="true"/>
-  </documentManagement>
-</p:properties>
+<file path=customXml/item2.xml><?xml version="1.0" encoding="utf-8"?>
+<b:Sources xmlns:b="http://schemas.openxmlformats.org/officeDocument/2006/bibliography" xmlns="http://schemas.openxmlformats.org/officeDocument/2006/bibliography" SelectedStyle="\APASixthEditionOfficeOnline.xsl" StyleName="APA" Version="6"/>
 </file>
 
-<file path=customXml/item4.xml><?xml version="1.0" encoding="utf-8"?>
+<file path=customXml/item3.xml><?xml version="1.0" encoding="utf-8"?>
 <ct:contentTypeSchema xmlns:ct="http://schemas.microsoft.com/office/2006/metadata/contentType" xmlns:ma="http://schemas.microsoft.com/office/2006/metadata/properties/metaAttributes" ct:_="" ma:_="" ma:contentTypeName="Document" ma:contentTypeID="0x010100EF9B896C278B3E4A966930FF26B3A803" ma:contentTypeVersion="17" ma:contentTypeDescription="Create a new document." ma:contentTypeScope="" ma:versionID="810953195a06a54db76f0e1c86e54065">
   <xsd:schema xmlns:xsd="http://www.w3.org/2001/XMLSchema" xmlns:xs="http://www.w3.org/2001/XMLSchema" xmlns:p="http://schemas.microsoft.com/office/2006/metadata/properties" xmlns:ns1="http://schemas.microsoft.com/sharepoint/v3" xmlns:ns2="212980c9-5617-46ce-99ad-a376bd4152d0" xmlns:ns3="0ecd88e7-26cc-4a6b-8b5c-6a9962e64f6a" targetNamespace="http://schemas.microsoft.com/office/2006/metadata/properties" ma:root="true" ma:fieldsID="1224343d2e659e4bb839ffaafaceb3e5" ns1:_="" ns2:_="" ns3:_="">
     <xsd:import namespace="http://schemas.microsoft.com/sharepoint/v3"/>
@@ -9262,7 +9234,28 @@
 </ct:contentTypeSchema>
 </file>
 
+<file path=customXml/item4.xml><?xml version="1.0" encoding="utf-8"?>
+<p:properties xmlns:p="http://schemas.microsoft.com/office/2006/metadata/properties" xmlns:xsi="http://www.w3.org/2001/XMLSchema-instance" xmlns:pc="http://schemas.microsoft.com/office/infopath/2007/PartnerControls">
+  <documentManagement>
+    <_ip_UnifiedCompliancePolicyUIAction xmlns="http://schemas.microsoft.com/sharepoint/v3" xsi:nil="true"/>
+    <lcf76f155ced4ddcb4097134ff3c332f xmlns="212980c9-5617-46ce-99ad-a376bd4152d0">
+      <Terms xmlns="http://schemas.microsoft.com/office/infopath/2007/PartnerControls"/>
+    </lcf76f155ced4ddcb4097134ff3c332f>
+    <TaxCatchAll xmlns="0ecd88e7-26cc-4a6b-8b5c-6a9962e64f6a" xsi:nil="true"/>
+    <_ip_UnifiedCompliancePolicyProperties xmlns="http://schemas.microsoft.com/sharepoint/v3" xsi:nil="true"/>
+  </documentManagement>
+</p:properties>
+</file>
+
 <file path=customXml/itemProps1.xml><?xml version="1.0" encoding="utf-8"?>
+<ds:datastoreItem xmlns:ds="http://schemas.openxmlformats.org/officeDocument/2006/customXml" ds:itemID="{A40E3940-A19E-4C5F-9921-8B36449287B1}">
+  <ds:schemaRefs>
+    <ds:schemaRef ds:uri="http://schemas.microsoft.com/sharepoint/v3/contenttype/forms"/>
+  </ds:schemaRefs>
+</ds:datastoreItem>
+</file>
+
+<file path=customXml/itemProps2.xml><?xml version="1.0" encoding="utf-8"?>
 <ds:datastoreItem xmlns:ds="http://schemas.openxmlformats.org/officeDocument/2006/customXml" ds:itemID="{D7A003FC-89FC-4320-9A93-DBEA7E2F4C59}">
   <ds:schemaRefs>
     <ds:schemaRef ds:uri="http://schemas.openxmlformats.org/officeDocument/2006/bibliography"/>
@@ -9270,27 +9263,7 @@
 </ds:datastoreItem>
 </file>
 
-<file path=customXml/itemProps2.xml><?xml version="1.0" encoding="utf-8"?>
-<ds:datastoreItem xmlns:ds="http://schemas.openxmlformats.org/officeDocument/2006/customXml" ds:itemID="{A40E3940-A19E-4C5F-9921-8B36449287B1}">
-  <ds:schemaRefs>
-    <ds:schemaRef ds:uri="http://schemas.microsoft.com/sharepoint/v3/contenttype/forms"/>
-  </ds:schemaRefs>
-</ds:datastoreItem>
-</file>
-
 <file path=customXml/itemProps3.xml><?xml version="1.0" encoding="utf-8"?>
-<ds:datastoreItem xmlns:ds="http://schemas.openxmlformats.org/officeDocument/2006/customXml" ds:itemID="{33307C42-A627-4970-BC11-0EFB0BA59FEE}">
-  <ds:schemaRefs>
-    <ds:schemaRef ds:uri="http://schemas.microsoft.com/office/2006/metadata/properties"/>
-    <ds:schemaRef ds:uri="http://schemas.microsoft.com/office/infopath/2007/PartnerControls"/>
-    <ds:schemaRef ds:uri="http://schemas.microsoft.com/sharepoint/v3"/>
-    <ds:schemaRef ds:uri="212980c9-5617-46ce-99ad-a376bd4152d0"/>
-    <ds:schemaRef ds:uri="0ecd88e7-26cc-4a6b-8b5c-6a9962e64f6a"/>
-  </ds:schemaRefs>
-</ds:datastoreItem>
-</file>
-
-<file path=customXml/itemProps4.xml><?xml version="1.0" encoding="utf-8"?>
 <ds:datastoreItem xmlns:ds="http://schemas.openxmlformats.org/officeDocument/2006/customXml" ds:itemID="{4E0C56D0-03FF-4681-BB98-221CE98599A3}">
   <ds:schemaRefs>
     <ds:schemaRef ds:uri="http://schemas.microsoft.com/office/2006/metadata/contentType"/>
@@ -9308,4 +9281,16 @@
     <ds:schemaRef ds:uri="http://schemas.microsoft.com/internal/obd"/>
   </ds:schemaRefs>
 </ds:datastoreItem>
+</file>
+
+<file path=customXml/itemProps4.xml><?xml version="1.0" encoding="utf-8"?>
+<ds:datastoreItem xmlns:ds="http://schemas.openxmlformats.org/officeDocument/2006/customXml" ds:itemID="{33307C42-A627-4970-BC11-0EFB0BA59FEE}">
+  <ds:schemaRefs>
+    <ds:schemaRef ds:uri="http://schemas.microsoft.com/office/2006/metadata/properties"/>
+    <ds:schemaRef ds:uri="http://schemas.microsoft.com/office/infopath/2007/PartnerControls"/>
+    <ds:schemaRef ds:uri="http://schemas.microsoft.com/sharepoint/v3"/>
+    <ds:schemaRef ds:uri="212980c9-5617-46ce-99ad-a376bd4152d0"/>
+    <ds:schemaRef ds:uri="0ecd88e7-26cc-4a6b-8b5c-6a9962e64f6a"/>
+  </ds:schemaRefs>
+</ds:datastoreItem>
 </file>
--- a/Templates/02-employee-review-kpis.docx
+++ b/Templates/02-employee-review-kpis.docx
@@ -2438,18 +2438,27 @@
       </w:r>
     </w:p>
     <w:p>
-      <w:pPr>
-        <w:keepNext/>
-        <w:keepLines/>
-        <w:spacing w:line="278" w:lineRule="auto"/>
-      </w:pPr>
       <w:hyperlink r:id="rId15" w:history="1">
         <w:r>
           <w:rPr>
             <w:rStyle w:val="Hyperlink"/>
             <w:szCs w:val="24"/>
           </w:rPr>
-          <w:t>https://app.powerbi.com/groups/3fe9ebc5-63d6-4385-820b-adbe178ccfa0/reports/db5783bf-d5cc-421c-98d6-7e9eff446b9d/ReportSection3509a4e254a1b06df86e?experience=power-bi</w:t>
+          <w:t>https://app.powerbi.com/groups/</w:t>
+        </w:r>
+        <w:r>
+          <w:rPr>
+            <w:rStyle w:val="Hyperlink"/>
+            <w:szCs w:val="24"/>
+          </w:rPr>
+          <w:t>3</w:t>
+        </w:r>
+        <w:r>
+          <w:rPr>
+            <w:rStyle w:val="Hyperlink"/>
+            <w:szCs w:val="24"/>
+          </w:rPr>
+          <w:t>fe9ebc5-63d6-4385-820b-adbe178ccfa0/reports/fbf18c6a-87b4-4f36-a15f-62a95b3469b0/f00d74834b8502743528?experience=power-bi</w:t>
         </w:r>
       </w:hyperlink>
       <w:r>
@@ -2457,7 +2466,6 @@
       </w:r>
     </w:p>
     <w:p/>
-    <w:p/>
     <w:p>
       <w:pPr>
         <w:pStyle w:val="Heading2"/>
@@ -2465,6 +2473,7 @@
       </w:pPr>
       <w:bookmarkStart w:id="4" w:name="_Toc202174593"/>
       <w:r>
+        <w:lastRenderedPageBreak/>
         <w:t>#</w:t>
       </w:r>
       <w:r>
@@ -5362,13 +5371,14 @@
         <w:r>
           <w:rPr>
             <w:rStyle w:val="Hyperlink"/>
-            <w:rFonts w:ascii="Aptos" w:eastAsia="Times New Roman" w:hAnsi="Aptos"/>
             <w:szCs w:val="24"/>
-            <w:lang w:eastAsia="zh-CN"/>
           </w:rPr>
-          <w:t>https://app.powerbi.com/groups/a6f9af59-ce6c-4da2-b789-49adc1448d38/reports/19c1a49f-29b6-4c7e-bef9-7074526e30f6/fba87112c7fa3ce56b47?experience=power-bi&amp;clientSideAuth=0</w:t>
+          <w:t>https://app.powerbi.com/groups/7deadb1b-9497-405f-88c3-5aa10936e465/reports/a57460e8-e5a6-422d-9412-3f06c84a0795/fba87112c7fa3ce56b47?experience=power-bi</w:t>
         </w:r>
       </w:hyperlink>
+      <w:r>
+        <w:t xml:space="preserve"> </w:t>
+      </w:r>
     </w:p>
     <w:p>
       <w:pPr>
@@ -5864,15 +5874,18 @@
         <w:keepLines/>
         <w:spacing w:beforeAutospacing="1" w:afterAutospacing="1" w:line="278" w:lineRule="auto"/>
       </w:pPr>
-      <w:hyperlink r:id="rId23">
+      <w:hyperlink r:id="rId23" w:history="1">
         <w:r>
           <w:rPr>
             <w:rStyle w:val="Hyperlink"/>
-            <w:lang w:eastAsia="zh-CN"/>
+            <w:szCs w:val="24"/>
           </w:rPr>
-          <w:t>https://app.powerbi.com/groups/a6f9af59-ce6c-4da2-b789-49adc1448d38/reports/19c1a49f-29b6-4c7e-bef9-7074526e30f6/ReportSection246a6a701847f354eb89?experience=power-bi</w:t>
+          <w:t>https://app.powerbi.com/groups/7deadb1b-9497-405f-88c3-5aa10936e465/reports/a57460e8-e5a6-422d-9412-3f06c84a0795/fba87112c7fa3ce56b47?experience=power-bi</w:t>
         </w:r>
       </w:hyperlink>
+      <w:r>
+        <w:t xml:space="preserve"> </w:t>
+      </w:r>
       <w:r>
         <w:rPr>
           <w:lang w:eastAsia="zh-CN"/>

--- a/Templates/02-employee-review-kpis.docx
+++ b/Templates/02-employee-review-kpis.docx
@@ -2444,21 +2444,7 @@
             <w:rStyle w:val="Hyperlink"/>
             <w:szCs w:val="24"/>
           </w:rPr>
-          <w:t>https://app.powerbi.com/groups/</w:t>
-        </w:r>
-        <w:r>
-          <w:rPr>
-            <w:rStyle w:val="Hyperlink"/>
-            <w:szCs w:val="24"/>
-          </w:rPr>
-          <w:t>3</w:t>
-        </w:r>
-        <w:r>
-          <w:rPr>
-            <w:rStyle w:val="Hyperlink"/>
-            <w:szCs w:val="24"/>
-          </w:rPr>
-          <w:t>fe9ebc5-63d6-4385-820b-adbe178ccfa0/reports/fbf18c6a-87b4-4f36-a15f-62a95b3469b0/f00d74834b8502743528?experience=power-bi</w:t>
+          <w:t>https://app.powerbi.com/groups/3fe9ebc5-63d6-4385-820b-adbe178ccfa0/reports/fbf18c6a-87b4-4f36-a15f-62a95b3469b0/f00d74834b8502743528?experience=power-bi</w:t>
         </w:r>
       </w:hyperlink>
       <w:r>
@@ -2498,7 +2484,13 @@
         <w:t>–</w:t>
       </w:r>
       <w:r>
-        <w:t xml:space="preserve"> Peers</w:t>
+        <w:t xml:space="preserve"> </w:t>
+      </w:r>
+      <w:r>
+        <w:t>Your p</w:t>
+      </w:r>
+      <w:r>
+        <w:t>eers</w:t>
       </w:r>
       <w:r>
         <w:t xml:space="preserve"> - </w:t>
@@ -6430,7 +6422,7 @@
         <w:sz w:val="14"/>
         <w:szCs w:val="14"/>
       </w:rPr>
-      <w:t>7/07/2026 2:48 PM</w:t>
+      <w:t>22/07/2026 2:31 PM</w:t>
     </w:r>
     <w:r>
       <w:rPr>
@@ -8987,6 +8979,10 @@
 </file>
 
 <file path=customXml/item1.xml><?xml version="1.0" encoding="utf-8"?>
+<b:Sources xmlns:b="http://schemas.openxmlformats.org/officeDocument/2006/bibliography" xmlns="http://schemas.openxmlformats.org/officeDocument/2006/bibliography" SelectedStyle="\APASixthEditionOfficeOnline.xsl" StyleName="APA" Version="6"/>
+</file>
+
+<file path=customXml/item2.xml><?xml version="1.0" encoding="utf-8"?>
 <?mso-contentType ?>
 <FormTemplates xmlns="http://schemas.microsoft.com/sharepoint/v3/contenttype/forms">
   <Display>DocumentLibraryForm</Display>
@@ -8995,11 +8991,20 @@
 </FormTemplates>
 </file>
 
-<file path=customXml/item2.xml><?xml version="1.0" encoding="utf-8"?>
-<b:Sources xmlns:b="http://schemas.openxmlformats.org/officeDocument/2006/bibliography" xmlns="http://schemas.openxmlformats.org/officeDocument/2006/bibliography" SelectedStyle="\APASixthEditionOfficeOnline.xsl" StyleName="APA" Version="6"/>
+<file path=customXml/item3.xml><?xml version="1.0" encoding="utf-8"?>
+<p:properties xmlns:p="http://schemas.microsoft.com/office/2006/metadata/properties" xmlns:xsi="http://www.w3.org/2001/XMLSchema-instance" xmlns:pc="http://schemas.microsoft.com/office/infopath/2007/PartnerControls">
+  <documentManagement>
+    <_ip_UnifiedCompliancePolicyUIAction xmlns="http://schemas.microsoft.com/sharepoint/v3" xsi:nil="true"/>
+    <lcf76f155ced4ddcb4097134ff3c332f xmlns="212980c9-5617-46ce-99ad-a376bd4152d0">
+      <Terms xmlns="http://schemas.microsoft.com/office/infopath/2007/PartnerControls"/>
+    </lcf76f155ced4ddcb4097134ff3c332f>
+    <TaxCatchAll xmlns="0ecd88e7-26cc-4a6b-8b5c-6a9962e64f6a" xsi:nil="true"/>
+    <_ip_UnifiedCompliancePolicyProperties xmlns="http://schemas.microsoft.com/sharepoint/v3" xsi:nil="true"/>
+  </documentManagement>
+</p:properties>
 </file>
 
-<file path=customXml/item3.xml><?xml version="1.0" encoding="utf-8"?>
+<file path=customXml/item4.xml><?xml version="1.0" encoding="utf-8"?>
 <ct:contentTypeSchema xmlns:ct="http://schemas.microsoft.com/office/2006/metadata/contentType" xmlns:ma="http://schemas.microsoft.com/office/2006/metadata/properties/metaAttributes" ct:_="" ma:_="" ma:contentTypeName="Document" ma:contentTypeID="0x010100EF9B896C278B3E4A966930FF26B3A803" ma:contentTypeVersion="17" ma:contentTypeDescription="Create a new document." ma:contentTypeScope="" ma:versionID="810953195a06a54db76f0e1c86e54065">
   <xsd:schema xmlns:xsd="http://www.w3.org/2001/XMLSchema" xmlns:xs="http://www.w3.org/2001/XMLSchema" xmlns:p="http://schemas.microsoft.com/office/2006/metadata/properties" xmlns:ns1="http://schemas.microsoft.com/sharepoint/v3" xmlns:ns2="212980c9-5617-46ce-99ad-a376bd4152d0" xmlns:ns3="0ecd88e7-26cc-4a6b-8b5c-6a9962e64f6a" targetNamespace="http://schemas.microsoft.com/office/2006/metadata/properties" ma:root="true" ma:fieldsID="1224343d2e659e4bb839ffaafaceb3e5" ns1:_="" ns2:_="" ns3:_="">
     <xsd:import namespace="http://schemas.microsoft.com/sharepoint/v3"/>
@@ -9247,20 +9252,15 @@
 </ct:contentTypeSchema>
 </file>
 
-<file path=customXml/item4.xml><?xml version="1.0" encoding="utf-8"?>
-<p:properties xmlns:p="http://schemas.microsoft.com/office/2006/metadata/properties" xmlns:xsi="http://www.w3.org/2001/XMLSchema-instance" xmlns:pc="http://schemas.microsoft.com/office/infopath/2007/PartnerControls">
-  <documentManagement>
-    <_ip_UnifiedCompliancePolicyUIAction xmlns="http://schemas.microsoft.com/sharepoint/v3" xsi:nil="true"/>
-    <lcf76f155ced4ddcb4097134ff3c332f xmlns="212980c9-5617-46ce-99ad-a376bd4152d0">
-      <Terms xmlns="http://schemas.microsoft.com/office/infopath/2007/PartnerControls"/>
-    </lcf76f155ced4ddcb4097134ff3c332f>
-    <TaxCatchAll xmlns="0ecd88e7-26cc-4a6b-8b5c-6a9962e64f6a" xsi:nil="true"/>
-    <_ip_UnifiedCompliancePolicyProperties xmlns="http://schemas.microsoft.com/sharepoint/v3" xsi:nil="true"/>
-  </documentManagement>
-</p:properties>
+<file path=customXml/itemProps1.xml><?xml version="1.0" encoding="utf-8"?>
+<ds:datastoreItem xmlns:ds="http://schemas.openxmlformats.org/officeDocument/2006/customXml" ds:itemID="{D7A003FC-89FC-4320-9A93-DBEA7E2F4C59}">
+  <ds:schemaRefs>
+    <ds:schemaRef ds:uri="http://schemas.openxmlformats.org/officeDocument/2006/bibliography"/>
+  </ds:schemaRefs>
+</ds:datastoreItem>
 </file>
 
-<file path=customXml/itemProps1.xml><?xml version="1.0" encoding="utf-8"?>
+<file path=customXml/itemProps2.xml><?xml version="1.0" encoding="utf-8"?>
 <ds:datastoreItem xmlns:ds="http://schemas.openxmlformats.org/officeDocument/2006/customXml" ds:itemID="{A40E3940-A19E-4C5F-9921-8B36449287B1}">
   <ds:schemaRefs>
     <ds:schemaRef ds:uri="http://schemas.microsoft.com/sharepoint/v3/contenttype/forms"/>
@@ -9268,15 +9268,19 @@
 </ds:datastoreItem>
 </file>
 
-<file path=customXml/itemProps2.xml><?xml version="1.0" encoding="utf-8"?>
-<ds:datastoreItem xmlns:ds="http://schemas.openxmlformats.org/officeDocument/2006/customXml" ds:itemID="{D7A003FC-89FC-4320-9A93-DBEA7E2F4C59}">
+<file path=customXml/itemProps3.xml><?xml version="1.0" encoding="utf-8"?>
+<ds:datastoreItem xmlns:ds="http://schemas.openxmlformats.org/officeDocument/2006/customXml" ds:itemID="{33307C42-A627-4970-BC11-0EFB0BA59FEE}">
   <ds:schemaRefs>
-    <ds:schemaRef ds:uri="http://schemas.openxmlformats.org/officeDocument/2006/bibliography"/>
+    <ds:schemaRef ds:uri="http://schemas.microsoft.com/office/2006/metadata/properties"/>
+    <ds:schemaRef ds:uri="http://schemas.microsoft.com/office/infopath/2007/PartnerControls"/>
+    <ds:schemaRef ds:uri="http://schemas.microsoft.com/sharepoint/v3"/>
+    <ds:schemaRef ds:uri="212980c9-5617-46ce-99ad-a376bd4152d0"/>
+    <ds:schemaRef ds:uri="0ecd88e7-26cc-4a6b-8b5c-6a9962e64f6a"/>
   </ds:schemaRefs>
 </ds:datastoreItem>
 </file>
 
-<file path=customXml/itemProps3.xml><?xml version="1.0" encoding="utf-8"?>
+<file path=customXml/itemProps4.xml><?xml version="1.0" encoding="utf-8"?>
 <ds:datastoreItem xmlns:ds="http://schemas.openxmlformats.org/officeDocument/2006/customXml" ds:itemID="{4E0C56D0-03FF-4681-BB98-221CE98599A3}">
   <ds:schemaRefs>
     <ds:schemaRef ds:uri="http://schemas.microsoft.com/office/2006/metadata/contentType"/>
@@ -9294,16 +9298,4 @@
     <ds:schemaRef ds:uri="http://schemas.microsoft.com/internal/obd"/>
   </ds:schemaRefs>
 </ds:datastoreItem>
-</file>
-
-<file path=customXml/itemProps4.xml><?xml version="1.0" encoding="utf-8"?>
-<ds:datastoreItem xmlns:ds="http://schemas.openxmlformats.org/officeDocument/2006/customXml" ds:itemID="{33307C42-A627-4970-BC11-0EFB0BA59FEE}">
-  <ds:schemaRefs>
-    <ds:schemaRef ds:uri="http://schemas.microsoft.com/office/2006/metadata/properties"/>
-    <ds:schemaRef ds:uri="http://schemas.microsoft.com/office/infopath/2007/PartnerControls"/>
-    <ds:schemaRef ds:uri="http://schemas.microsoft.com/sharepoint/v3"/>
-    <ds:schemaRef ds:uri="212980c9-5617-46ce-99ad-a376bd4152d0"/>
-    <ds:schemaRef ds:uri="0ecd88e7-26cc-4a6b-8b5c-6a9962e64f6a"/>
-  </ds:schemaRefs>
-</ds:datastoreItem>
 </file>
--- a/Templates/02-employee-review-kpis.docx
+++ b/Templates/02-employee-review-kpis.docx
@@ -2996,7 +2996,6 @@
         <w:pStyle w:val="Heading2"/>
         <w:spacing w:line="278" w:lineRule="auto"/>
       </w:pPr>
-      <w:bookmarkStart w:id="8" w:name="_Toc202174597"/>
       <w:r>
         <w:t>#</w:t>
       </w:r>
@@ -3004,15 +3003,8 @@
         <w:t>8</w:t>
       </w:r>
       <w:r>
-        <w:t xml:space="preserve"> </w:t>
-      </w:r>
-      <w:r>
-        <w:t>Prospects</w:t>
-      </w:r>
-      <w:r>
-        <w:t xml:space="preserve"> – Spec Reviews</w:t>
-      </w:r>
-      <w:bookmarkEnd w:id="8"/>
+        <w:t xml:space="preserve"> Prospects - Initial Meetings</w:t>
+      </w:r>
     </w:p>
     <w:p>
       <w:pPr>
@@ -3027,7 +3019,7 @@
         <w:rPr>
           <w:lang w:val="en-AU"/>
         </w:rPr>
-        <w:t>How many Spec Reviews have you done and what was the quality of your contribution like?</w:t>
+        <w:t>How many Initial Meetings have you done and what was the quality of your contribution like?</w:t>
       </w:r>
     </w:p>
     <w:p>
@@ -3035,16 +3027,173 @@
         <w:keepNext/>
         <w:keepLines/>
         <w:spacing w:line="278" w:lineRule="auto"/>
-        <w:rPr>
-          <w:noProof/>
-        </w:rPr>
-      </w:pPr>
-      <w:r>
-        <w:rPr>
-          <w:noProof/>
-        </w:rPr>
-        <w:t>{{ SCREENSHOT }}</w:t>
-      </w:r>
+      </w:pPr>
+      <w:proofErr w:type="gramStart"/>
+      <w:r>
+        <w:t>{{ SCREENSHOT</w:t>
+      </w:r>
+      <w:proofErr w:type="gramEnd"/>
+      <w:r>
+        <w:t xml:space="preserve"> }}</w:t>
+      </w:r>
+    </w:p>
+    <w:p>
+      <w:pPr>
+        <w:keepNext/>
+        <w:keepLines/>
+        <w:spacing w:before="100" w:beforeAutospacing="1" w:after="100" w:afterAutospacing="1" w:line="278" w:lineRule="auto"/>
+        <w:rPr>
+          <w:rFonts w:ascii="Aptos" w:eastAsia="Times New Roman" w:hAnsi="Aptos"/>
+          <w:b/>
+          <w:bCs/>
+          <w:lang w:eastAsia="zh-CN"/>
+        </w:rPr>
+      </w:pPr>
+      <w:r>
+        <w:rPr>
+          <w:rFonts w:ascii="Aptos" w:eastAsia="Times New Roman" w:hAnsi="Aptos"/>
+          <w:b/>
+          <w:bCs/>
+          <w:lang w:eastAsia="zh-CN"/>
+        </w:rPr>
+        <w:t xml:space="preserve">Figure: </w:t>
+      </w:r>
+      <w:proofErr w:type="gramStart"/>
+      <w:r>
+        <w:rPr>
+          <w:rFonts w:ascii="Aptos" w:eastAsia="Times New Roman" w:hAnsi="Aptos"/>
+          <w:b/>
+          <w:bCs/>
+          <w:lang w:eastAsia="zh-CN"/>
+        </w:rPr>
+        <w:t>{{ EMPLOYEE</w:t>
+      </w:r>
+      <w:proofErr w:type="gramEnd"/>
+      <w:r>
+        <w:rPr>
+          <w:rFonts w:ascii="Aptos" w:eastAsia="Times New Roman" w:hAnsi="Aptos"/>
+          <w:b/>
+          <w:bCs/>
+          <w:lang w:eastAsia="zh-CN"/>
+        </w:rPr>
+        <w:t xml:space="preserve"> </w:t>
+      </w:r>
+      <w:proofErr w:type="gramStart"/>
+      <w:r>
+        <w:rPr>
+          <w:rFonts w:ascii="Aptos" w:eastAsia="Times New Roman" w:hAnsi="Aptos"/>
+          <w:b/>
+          <w:bCs/>
+          <w:lang w:eastAsia="zh-CN"/>
+        </w:rPr>
+        <w:t>NAME }</w:t>
+      </w:r>
+      <w:proofErr w:type="gramEnd"/>
+      <w:r>
+        <w:rPr>
+          <w:rFonts w:ascii="Aptos" w:eastAsia="Times New Roman" w:hAnsi="Aptos"/>
+          <w:b/>
+          <w:bCs/>
+          <w:lang w:eastAsia="zh-CN"/>
+        </w:rPr>
+        <w:t>}</w:t>
+      </w:r>
+      <w:r>
+        <w:rPr>
+          <w:rFonts w:ascii="Aptos" w:eastAsia="Times New Roman" w:hAnsi="Aptos"/>
+          <w:b/>
+          <w:bCs/>
+          <w:lang w:eastAsia="zh-CN"/>
+        </w:rPr>
+        <w:t xml:space="preserve"> has done </w:t>
+      </w:r>
+      <w:proofErr w:type="gramStart"/>
+      <w:r>
+        <w:rPr>
+          <w:rFonts w:ascii="Aptos" w:eastAsia="Times New Roman" w:hAnsi="Aptos"/>
+          <w:b/>
+          <w:bCs/>
+          <w:lang w:eastAsia="zh-CN"/>
+        </w:rPr>
+        <w:t>{{ NUMBER</w:t>
+      </w:r>
+      <w:proofErr w:type="gramEnd"/>
+      <w:r>
+        <w:rPr>
+          <w:rFonts w:ascii="Aptos" w:eastAsia="Times New Roman" w:hAnsi="Aptos"/>
+          <w:b/>
+          <w:bCs/>
+          <w:lang w:eastAsia="zh-CN"/>
+        </w:rPr>
+        <w:t xml:space="preserve"> }}</w:t>
+      </w:r>
+      <w:r>
+        <w:rPr>
+          <w:rFonts w:ascii="Aptos" w:eastAsia="Times New Roman" w:hAnsi="Aptos"/>
+          <w:b/>
+          <w:bCs/>
+          <w:lang w:eastAsia="zh-CN"/>
+        </w:rPr>
+        <w:t xml:space="preserve"> initial meeting</w:t>
+      </w:r>
+    </w:p>
+    <w:p>
+      <w:hyperlink r:id="rId16" w:history="1">
+        <w:r>
+          <w:rPr>
+            <w:rStyle w:val="Hyperlink"/>
+            <w:rFonts w:ascii="Aptos" w:eastAsia="Times New Roman" w:hAnsi="Aptos"/>
+            <w:szCs w:val="20"/>
+            <w:lang w:eastAsia="zh-CN"/>
+          </w:rPr>
+          <w:t>https://app.powerbi.com/gro</w:t>
+        </w:r>
+        <w:r>
+          <w:rPr>
+            <w:rStyle w:val="Hyperlink"/>
+            <w:rFonts w:ascii="Aptos" w:eastAsia="Times New Roman" w:hAnsi="Aptos"/>
+            <w:szCs w:val="20"/>
+            <w:lang w:eastAsia="zh-CN"/>
+          </w:rPr>
+          <w:t>u</w:t>
+        </w:r>
+        <w:r>
+          <w:rPr>
+            <w:rStyle w:val="Hyperlink"/>
+            <w:rFonts w:ascii="Aptos" w:eastAsia="Times New Roman" w:hAnsi="Aptos"/>
+            <w:szCs w:val="20"/>
+            <w:lang w:eastAsia="zh-CN"/>
+          </w:rPr>
+          <w:t>ps/3fe9ebc5-63d6-4385-820b-adbe178ccfa0/reports/2a9e3d15-15cf-4ac7-a72d-25540074553b/ReportSectionc5a72affb01a15008154?experience=power-bi</w:t>
+        </w:r>
+      </w:hyperlink>
+      <w:bookmarkStart w:id="8" w:name="_Toc202174597"/>
+      <w:r>
+        <w:br/>
+      </w:r>
+    </w:p>
+    <w:p>
+      <w:pPr>
+        <w:pStyle w:val="Heading2"/>
+        <w:spacing w:line="278" w:lineRule="auto"/>
+      </w:pPr>
+      <w:r>
+        <w:lastRenderedPageBreak/>
+        <w:t>#</w:t>
+      </w:r>
+      <w:r>
+        <w:t>9</w:t>
+      </w:r>
+      <w:r>
+        <w:t xml:space="preserve"> </w:t>
+      </w:r>
+      <w:r>
+        <w:t>Prospects</w:t>
+      </w:r>
+      <w:r>
+        <w:t xml:space="preserve"> – Spec Reviews</w:t>
+      </w:r>
+      <w:bookmarkEnd w:id="8"/>
     </w:p>
     <w:p>
       <w:pPr>
@@ -3052,80 +3201,14 @@
         <w:keepLines/>
         <w:spacing w:line="278" w:lineRule="auto"/>
         <w:rPr>
-          <w:b/>
-          <w:bCs/>
-          <w:lang w:eastAsia="zh-CN"/>
-        </w:rPr>
-      </w:pPr>
-      <w:r>
-        <w:rPr>
-          <w:b/>
-          <w:bCs/>
-          <w:lang w:eastAsia="zh-CN"/>
-        </w:rPr>
-        <w:t xml:space="preserve">Figure: </w:t>
-      </w:r>
-      <w:proofErr w:type="gramStart"/>
-      <w:r>
-        <w:rPr>
-          <w:b/>
-          <w:bCs/>
-          <w:lang w:eastAsia="zh-CN"/>
-        </w:rPr>
-        <w:t>{{ EMPLOYEE</w:t>
-      </w:r>
-      <w:proofErr w:type="gramEnd"/>
-      <w:r>
-        <w:rPr>
-          <w:b/>
-          <w:bCs/>
-          <w:lang w:eastAsia="zh-CN"/>
-        </w:rPr>
-        <w:t xml:space="preserve"> </w:t>
-      </w:r>
-      <w:proofErr w:type="gramStart"/>
-      <w:r>
-        <w:rPr>
-          <w:b/>
-          <w:bCs/>
-          <w:lang w:eastAsia="zh-CN"/>
-        </w:rPr>
-        <w:t>NAME }</w:t>
-      </w:r>
-      <w:proofErr w:type="gramEnd"/>
-      <w:r>
-        <w:rPr>
-          <w:b/>
-          <w:bCs/>
-          <w:lang w:eastAsia="zh-CN"/>
-        </w:rPr>
-        <w:t xml:space="preserve">} has done </w:t>
-      </w:r>
-      <w:proofErr w:type="gramStart"/>
-      <w:r>
-        <w:rPr>
-          <w:b/>
-          <w:bCs/>
-          <w:lang w:eastAsia="zh-CN"/>
-        </w:rPr>
-        <w:t>{{ NUMBER</w:t>
-      </w:r>
-      <w:proofErr w:type="gramEnd"/>
-      <w:r>
-        <w:rPr>
-          <w:b/>
-          <w:bCs/>
-          <w:lang w:eastAsia="zh-CN"/>
-        </w:rPr>
-        <w:t xml:space="preserve"> }} </w:t>
-      </w:r>
-      <w:r>
-        <w:rPr>
-          <w:b/>
-          <w:bCs/>
-          <w:lang w:eastAsia="zh-CN"/>
-        </w:rPr>
-        <w:t>Spec Reviews</w:t>
+          <w:lang w:val="en-AU"/>
+        </w:rPr>
+      </w:pPr>
+      <w:r>
+        <w:rPr>
+          <w:lang w:val="en-AU"/>
+        </w:rPr>
+        <w:t>How many Spec Reviews have you done and what was the quality of your contribution like?</w:t>
       </w:r>
     </w:p>
     <w:p>
@@ -3134,10 +3217,108 @@
         <w:keepLines/>
         <w:spacing w:line="278" w:lineRule="auto"/>
         <w:rPr>
-          <w:lang w:eastAsia="zh-CN"/>
-        </w:rPr>
-      </w:pPr>
-      <w:hyperlink r:id="rId16" w:history="1">
+          <w:noProof/>
+        </w:rPr>
+      </w:pPr>
+      <w:r>
+        <w:rPr>
+          <w:noProof/>
+        </w:rPr>
+        <w:t>{{ SCREENSHOT }}</w:t>
+      </w:r>
+    </w:p>
+    <w:p>
+      <w:pPr>
+        <w:keepNext/>
+        <w:keepLines/>
+        <w:spacing w:line="278" w:lineRule="auto"/>
+        <w:rPr>
+          <w:b/>
+          <w:bCs/>
+          <w:lang w:eastAsia="zh-CN"/>
+        </w:rPr>
+      </w:pPr>
+      <w:r>
+        <w:rPr>
+          <w:b/>
+          <w:bCs/>
+          <w:lang w:eastAsia="zh-CN"/>
+        </w:rPr>
+        <w:t xml:space="preserve">Figure: </w:t>
+      </w:r>
+      <w:proofErr w:type="gramStart"/>
+      <w:r>
+        <w:rPr>
+          <w:b/>
+          <w:bCs/>
+          <w:lang w:eastAsia="zh-CN"/>
+        </w:rPr>
+        <w:t>{{ EMPLOYEE</w:t>
+      </w:r>
+      <w:proofErr w:type="gramEnd"/>
+      <w:r>
+        <w:rPr>
+          <w:b/>
+          <w:bCs/>
+          <w:lang w:eastAsia="zh-CN"/>
+        </w:rPr>
+        <w:t xml:space="preserve"> </w:t>
+      </w:r>
+      <w:proofErr w:type="gramStart"/>
+      <w:r>
+        <w:rPr>
+          <w:b/>
+          <w:bCs/>
+          <w:lang w:eastAsia="zh-CN"/>
+        </w:rPr>
+        <w:t>NAME }</w:t>
+      </w:r>
+      <w:proofErr w:type="gramEnd"/>
+      <w:r>
+        <w:rPr>
+          <w:b/>
+          <w:bCs/>
+          <w:lang w:eastAsia="zh-CN"/>
+        </w:rPr>
+        <w:t xml:space="preserve">} has done </w:t>
+      </w:r>
+      <w:proofErr w:type="gramStart"/>
+      <w:r>
+        <w:rPr>
+          <w:b/>
+          <w:bCs/>
+          <w:lang w:eastAsia="zh-CN"/>
+        </w:rPr>
+        <w:t>{{ NUMBER</w:t>
+      </w:r>
+      <w:proofErr w:type="gramEnd"/>
+      <w:r>
+        <w:rPr>
+          <w:b/>
+          <w:bCs/>
+          <w:lang w:eastAsia="zh-CN"/>
+        </w:rPr>
+        <w:t xml:space="preserve"> }} </w:t>
+      </w:r>
+      <w:r>
+        <w:rPr>
+          <w:b/>
+          <w:bCs/>
+          <w:lang w:eastAsia="zh-CN"/>
+        </w:rPr>
+        <w:t>Spec Reviews</w:t>
+      </w:r>
+    </w:p>
+    <w:p>
+      <w:pPr>
+        <w:keepNext/>
+        <w:keepLines/>
+        <w:spacing w:line="278" w:lineRule="auto"/>
+        <w:rPr>
+          <w:lang w:eastAsia="zh-CN"/>
+        </w:rPr>
+      </w:pPr>
+      <w:hyperlink r:id="rId17" w:history="1">
         <w:r>
           <w:rPr>
             <w:rStyle w:val="Hyperlink"/>
@@ -3155,22 +3336,15 @@
         <w:pStyle w:val="Heading2"/>
         <w:spacing w:line="278" w:lineRule="auto"/>
       </w:pPr>
-      <w:bookmarkStart w:id="9" w:name="_Toc202174598"/>
-      <w:r>
-        <w:lastRenderedPageBreak/>
+      <w:bookmarkStart w:id="9" w:name="_Toc202174599"/>
+      <w:r>
         <w:t>#</w:t>
       </w:r>
       <w:r>
-        <w:t>9</w:t>
-      </w:r>
-      <w:r>
-        <w:t xml:space="preserve"> </w:t>
-      </w:r>
-      <w:r>
-        <w:t>Prospects</w:t>
-      </w:r>
-      <w:r>
-        <w:t xml:space="preserve"> - Initial Meetings</w:t>
+        <w:t>10</w:t>
+      </w:r>
+      <w:r>
+        <w:t xml:space="preserve"> Exams</w:t>
       </w:r>
       <w:bookmarkEnd w:id="9"/>
     </w:p>
@@ -3187,7 +3361,7 @@
         <w:rPr>
           <w:lang w:val="en-AU"/>
         </w:rPr>
-        <w:t>How many Initial Meetings have you done and what was the quality of your contribution like?</w:t>
+        <w:t>How many Microsoft and/or Scrum exams have you done?</w:t>
       </w:r>
     </w:p>
     <w:p>
@@ -3196,13 +3370,11 @@
         <w:keepLines/>
         <w:spacing w:line="278" w:lineRule="auto"/>
       </w:pPr>
-      <w:proofErr w:type="gramStart"/>
-      <w:r>
-        <w:t>{{ SCREENSHOT</w:t>
-      </w:r>
-      <w:proofErr w:type="gramEnd"/>
-      <w:r>
-        <w:t xml:space="preserve"> }}</w:t>
+      <w:r>
+        <w:rPr>
+          <w:noProof/>
+        </w:rPr>
+        <w:t>{{ SCREENSHOT }}</w:t>
       </w:r>
     </w:p>
     <w:p>
@@ -3273,9 +3445,8 @@
           <w:bCs/>
           <w:lang w:eastAsia="zh-CN"/>
         </w:rPr>
-        <w:t xml:space="preserve"> has done </w:t>
-      </w:r>
-      <w:proofErr w:type="gramStart"/>
+        <w:t xml:space="preserve"> </w:t>
+      </w:r>
       <w:r>
         <w:rPr>
           <w:rFonts w:ascii="Aptos" w:eastAsia="Times New Roman" w:hAnsi="Aptos"/>
@@ -3283,6 +3454,16 @@
           <w:bCs/>
           <w:lang w:eastAsia="zh-CN"/>
         </w:rPr>
+        <w:t xml:space="preserve">has done </w:t>
+      </w:r>
+      <w:proofErr w:type="gramStart"/>
+      <w:r>
+        <w:rPr>
+          <w:rFonts w:ascii="Aptos" w:eastAsia="Times New Roman" w:hAnsi="Aptos"/>
+          <w:b/>
+          <w:bCs/>
+          <w:lang w:eastAsia="zh-CN"/>
+        </w:rPr>
         <w:t>{{ NUMBER</w:t>
       </w:r>
       <w:proofErr w:type="gramEnd"/>
@@ -3293,64 +3474,8 @@
           <w:bCs/>
           <w:lang w:eastAsia="zh-CN"/>
         </w:rPr>
-        <w:t xml:space="preserve"> }}</w:t>
-      </w:r>
-      <w:r>
-        <w:rPr>
-          <w:rFonts w:ascii="Aptos" w:eastAsia="Times New Roman" w:hAnsi="Aptos"/>
-          <w:b/>
-          <w:bCs/>
-          <w:lang w:eastAsia="zh-CN"/>
-        </w:rPr>
-        <w:t xml:space="preserve"> initial meeting</w:t>
-      </w:r>
-    </w:p>
-    <w:p>
-      <w:pPr>
-        <w:keepNext/>
-        <w:keepLines/>
-        <w:spacing w:before="100" w:beforeAutospacing="1" w:after="100" w:afterAutospacing="1" w:line="278" w:lineRule="auto"/>
-        <w:rPr>
-          <w:rFonts w:ascii="Aptos" w:eastAsia="Times New Roman" w:hAnsi="Aptos"/>
-          <w:lang w:eastAsia="zh-CN"/>
-        </w:rPr>
-      </w:pPr>
-      <w:hyperlink r:id="rId17" w:history="1">
-        <w:r>
-          <w:rPr>
-            <w:rStyle w:val="Hyperlink"/>
-            <w:rFonts w:ascii="Aptos" w:eastAsia="Times New Roman" w:hAnsi="Aptos"/>
-            <w:szCs w:val="20"/>
-            <w:lang w:eastAsia="zh-CN"/>
-          </w:rPr>
-          <w:t>https://app.powerbi.com/groups/3fe9ebc5-63d6-4385-820b-adbe178ccfa0/reports/2a9e3d15-15cf-4ac7-a72d-25540074553b/ReportSectionc5a72affb01a15008154?experience=power-bi</w:t>
-        </w:r>
-      </w:hyperlink>
-      <w:r>
-        <w:rPr>
-          <w:rFonts w:ascii="Aptos" w:eastAsia="Times New Roman" w:hAnsi="Aptos"/>
-          <w:lang w:eastAsia="zh-CN"/>
-        </w:rPr>
-        <w:t xml:space="preserve"> </w:t>
-      </w:r>
-    </w:p>
-    <w:p/>
-    <w:p>
-      <w:pPr>
-        <w:pStyle w:val="Heading2"/>
-        <w:spacing w:line="278" w:lineRule="auto"/>
-      </w:pPr>
-      <w:bookmarkStart w:id="10" w:name="_Toc202174599"/>
-      <w:r>
-        <w:t>#</w:t>
-      </w:r>
-      <w:r>
-        <w:t>10</w:t>
-      </w:r>
-      <w:r>
-        <w:t xml:space="preserve"> Exams</w:t>
-      </w:r>
-      <w:bookmarkEnd w:id="10"/>
+        <w:t xml:space="preserve"> }} exams in the past year</w:t>
+      </w:r>
     </w:p>
     <w:p>
       <w:pPr>
@@ -3358,127 +3483,82 @@
         <w:keepLines/>
         <w:spacing w:line="278" w:lineRule="auto"/>
         <w:rPr>
-          <w:lang w:val="en-AU"/>
-        </w:rPr>
-      </w:pPr>
-      <w:r>
-        <w:rPr>
-          <w:lang w:val="en-AU"/>
-        </w:rPr>
-        <w:t>How many Microsoft and/or Scrum exams have you done?</w:t>
-      </w:r>
+          <w:b/>
+          <w:bCs/>
+          <w:lang w:eastAsia="zh-CN"/>
+        </w:rPr>
+      </w:pPr>
+      <w:proofErr w:type="gramStart"/>
+      <w:r>
+        <w:rPr>
+          <w:b/>
+          <w:bCs/>
+        </w:rPr>
+        <w:t>{{ LINK</w:t>
+      </w:r>
+      <w:proofErr w:type="gramEnd"/>
+      <w:r>
+        <w:rPr>
+          <w:b/>
+          <w:bCs/>
+        </w:rPr>
+        <w:t xml:space="preserve"> TO EMPLOYEE </w:t>
+      </w:r>
+      <w:proofErr w:type="gramStart"/>
+      <w:r>
+        <w:rPr>
+          <w:b/>
+          <w:bCs/>
+        </w:rPr>
+        <w:t>BENEFITS }</w:t>
+      </w:r>
+      <w:proofErr w:type="gramEnd"/>
+      <w:r>
+        <w:rPr>
+          <w:b/>
+          <w:bCs/>
+        </w:rPr>
+        <w:t>}</w:t>
+      </w:r>
+    </w:p>
+    <w:p/>
+    <w:p>
+      <w:pPr>
+        <w:pStyle w:val="Heading2"/>
+        <w:spacing w:line="278" w:lineRule="auto"/>
+      </w:pPr>
+      <w:bookmarkStart w:id="10" w:name="_Toc202174600"/>
+      <w:r>
+        <w:t>#1</w:t>
+      </w:r>
+      <w:r>
+        <w:t>1</w:t>
+      </w:r>
+      <w:r>
+        <w:t xml:space="preserve"> </w:t>
+      </w:r>
+      <w:r>
+        <w:t xml:space="preserve">Promotional </w:t>
+      </w:r>
+      <w:r>
+        <w:t>Videos</w:t>
+      </w:r>
+      <w:bookmarkEnd w:id="10"/>
     </w:p>
     <w:p>
       <w:pPr>
         <w:keepNext/>
         <w:keepLines/>
         <w:spacing w:line="278" w:lineRule="auto"/>
-      </w:pPr>
-      <w:r>
-        <w:rPr>
-          <w:noProof/>
-        </w:rPr>
-        <w:t>{{ SCREENSHOT }}</w:t>
-      </w:r>
-    </w:p>
-    <w:p>
-      <w:pPr>
-        <w:keepNext/>
-        <w:keepLines/>
-        <w:spacing w:before="100" w:beforeAutospacing="1" w:after="100" w:afterAutospacing="1" w:line="278" w:lineRule="auto"/>
-        <w:rPr>
-          <w:rFonts w:ascii="Aptos" w:eastAsia="Times New Roman" w:hAnsi="Aptos"/>
-          <w:b/>
-          <w:bCs/>
-          <w:lang w:eastAsia="zh-CN"/>
-        </w:rPr>
-      </w:pPr>
-      <w:r>
-        <w:rPr>
-          <w:rFonts w:ascii="Aptos" w:eastAsia="Times New Roman" w:hAnsi="Aptos"/>
-          <w:b/>
-          <w:bCs/>
-          <w:lang w:eastAsia="zh-CN"/>
-        </w:rPr>
-        <w:t xml:space="preserve">Figure: </w:t>
-      </w:r>
-      <w:proofErr w:type="gramStart"/>
-      <w:r>
-        <w:rPr>
-          <w:rFonts w:ascii="Aptos" w:eastAsia="Times New Roman" w:hAnsi="Aptos"/>
-          <w:b/>
-          <w:bCs/>
-          <w:lang w:eastAsia="zh-CN"/>
-        </w:rPr>
-        <w:t>{{ EMPLOYEE</w:t>
-      </w:r>
-      <w:proofErr w:type="gramEnd"/>
-      <w:r>
-        <w:rPr>
-          <w:rFonts w:ascii="Aptos" w:eastAsia="Times New Roman" w:hAnsi="Aptos"/>
-          <w:b/>
-          <w:bCs/>
-          <w:lang w:eastAsia="zh-CN"/>
-        </w:rPr>
-        <w:t xml:space="preserve"> </w:t>
-      </w:r>
-      <w:proofErr w:type="gramStart"/>
-      <w:r>
-        <w:rPr>
-          <w:rFonts w:ascii="Aptos" w:eastAsia="Times New Roman" w:hAnsi="Aptos"/>
-          <w:b/>
-          <w:bCs/>
-          <w:lang w:eastAsia="zh-CN"/>
-        </w:rPr>
-        <w:t>NAME }</w:t>
-      </w:r>
-      <w:proofErr w:type="gramEnd"/>
-      <w:r>
-        <w:rPr>
-          <w:rFonts w:ascii="Aptos" w:eastAsia="Times New Roman" w:hAnsi="Aptos"/>
-          <w:b/>
-          <w:bCs/>
-          <w:lang w:eastAsia="zh-CN"/>
-        </w:rPr>
-        <w:t>}</w:t>
-      </w:r>
-      <w:r>
-        <w:rPr>
-          <w:rFonts w:ascii="Aptos" w:eastAsia="Times New Roman" w:hAnsi="Aptos"/>
-          <w:b/>
-          <w:bCs/>
-          <w:lang w:eastAsia="zh-CN"/>
-        </w:rPr>
-        <w:t xml:space="preserve"> </w:t>
-      </w:r>
-      <w:r>
-        <w:rPr>
-          <w:rFonts w:ascii="Aptos" w:eastAsia="Times New Roman" w:hAnsi="Aptos"/>
-          <w:b/>
-          <w:bCs/>
-          <w:lang w:eastAsia="zh-CN"/>
-        </w:rPr>
-        <w:t xml:space="preserve">has done </w:t>
-      </w:r>
-      <w:proofErr w:type="gramStart"/>
-      <w:r>
-        <w:rPr>
-          <w:rFonts w:ascii="Aptos" w:eastAsia="Times New Roman" w:hAnsi="Aptos"/>
-          <w:b/>
-          <w:bCs/>
-          <w:lang w:eastAsia="zh-CN"/>
-        </w:rPr>
-        <w:t>{{ NUMBER</w:t>
-      </w:r>
-      <w:proofErr w:type="gramEnd"/>
-      <w:r>
-        <w:rPr>
-          <w:rFonts w:ascii="Aptos" w:eastAsia="Times New Roman" w:hAnsi="Aptos"/>
-          <w:b/>
-          <w:bCs/>
-          <w:lang w:eastAsia="zh-CN"/>
-        </w:rPr>
-        <w:t xml:space="preserve"> }} exams in the past year</w:t>
+        <w:rPr>
+          <w:lang w:val="en-AU"/>
+        </w:rPr>
+      </w:pPr>
+      <w:r>
+        <w:rPr>
+          <w:lang w:val="en-AU"/>
+        </w:rPr>
+        <w:t>How many videos and User Groups have you done?</w:t>
       </w:r>
     </w:p>
     <w:p>
@@ -3489,65 +3569,97 @@
         <w:rPr>
           <w:b/>
           <w:bCs/>
-          <w:lang w:eastAsia="zh-CN"/>
-        </w:rPr>
-      </w:pPr>
-      <w:proofErr w:type="gramStart"/>
-      <w:r>
-        <w:rPr>
-          <w:b/>
-          <w:bCs/>
-        </w:rPr>
-        <w:t>{{ LINK</w:t>
-      </w:r>
-      <w:proofErr w:type="gramEnd"/>
-      <w:r>
-        <w:rPr>
-          <w:b/>
-          <w:bCs/>
-        </w:rPr>
-        <w:t xml:space="preserve"> TO EMPLOYEE </w:t>
-      </w:r>
-      <w:proofErr w:type="gramStart"/>
-      <w:r>
-        <w:rPr>
-          <w:b/>
-          <w:bCs/>
-        </w:rPr>
-        <w:t>BENEFITS }</w:t>
-      </w:r>
-      <w:proofErr w:type="gramEnd"/>
-      <w:r>
-        <w:rPr>
-          <w:b/>
-          <w:bCs/>
-        </w:rPr>
-        <w:t>}</w:t>
-      </w:r>
-    </w:p>
-    <w:p/>
-    <w:p>
-      <w:pPr>
-        <w:pStyle w:val="Heading2"/>
-        <w:spacing w:line="278" w:lineRule="auto"/>
-      </w:pPr>
-      <w:bookmarkStart w:id="11" w:name="_Toc202174600"/>
-      <w:r>
-        <w:t>#1</w:t>
-      </w:r>
-      <w:r>
-        <w:t>1</w:t>
-      </w:r>
+        </w:rPr>
+      </w:pPr>
+      <w:proofErr w:type="gramStart"/>
+      <w:r>
+        <w:t>{{ SCREENSHOT</w:t>
+      </w:r>
+      <w:proofErr w:type="gramEnd"/>
       <w:r>
         <w:t xml:space="preserve"> </w:t>
       </w:r>
       <w:r>
-        <w:t xml:space="preserve">Promotional </w:t>
-      </w:r>
-      <w:r>
-        <w:t>Videos</w:t>
-      </w:r>
-      <w:bookmarkEnd w:id="11"/>
+        <w:t>OF SSW YOUTUBE CHANNEL</w:t>
+      </w:r>
+      <w:r>
+        <w:t xml:space="preserve"> </w:t>
+      </w:r>
+      <w:r>
+        <w:t>}}</w:t>
+      </w:r>
+      <w:r>
+        <w:br/>
+      </w:r>
+      <w:r>
+        <w:rPr>
+          <w:b/>
+          <w:bCs/>
+        </w:rPr>
+        <w:t xml:space="preserve">Figure: </w:t>
+      </w:r>
+      <w:proofErr w:type="gramStart"/>
+      <w:r>
+        <w:rPr>
+          <w:b/>
+          <w:bCs/>
+        </w:rPr>
+        <w:t>{{ EMPLOYEE</w:t>
+      </w:r>
+      <w:proofErr w:type="gramEnd"/>
+      <w:r>
+        <w:rPr>
+          <w:b/>
+          <w:bCs/>
+        </w:rPr>
+        <w:t xml:space="preserve"> </w:t>
+      </w:r>
+      <w:proofErr w:type="gramStart"/>
+      <w:r>
+        <w:rPr>
+          <w:b/>
+          <w:bCs/>
+        </w:rPr>
+        <w:t>NAME }</w:t>
+      </w:r>
+      <w:proofErr w:type="gramEnd"/>
+      <w:r>
+        <w:rPr>
+          <w:b/>
+          <w:bCs/>
+        </w:rPr>
+        <w:t xml:space="preserve">} </w:t>
+      </w:r>
+      <w:r>
+        <w:rPr>
+          <w:b/>
+          <w:bCs/>
+        </w:rPr>
+        <w:t xml:space="preserve">done </w:t>
+      </w:r>
+      <w:proofErr w:type="gramStart"/>
+      <w:r>
+        <w:rPr>
+          <w:b/>
+          <w:bCs/>
+        </w:rPr>
+        <w:t>{{ NUMBER</w:t>
+      </w:r>
+      <w:proofErr w:type="gramEnd"/>
+      <w:r>
+        <w:rPr>
+          <w:b/>
+          <w:bCs/>
+        </w:rPr>
+        <w:t xml:space="preserve"> }} </w:t>
+      </w:r>
+      <w:r>
+        <w:rPr>
+          <w:b/>
+          <w:bCs/>
+        </w:rPr>
+        <w:t>videos</w:t>
+      </w:r>
     </w:p>
     <w:p>
       <w:pPr>
@@ -3555,14 +3667,42 @@
         <w:keepLines/>
         <w:spacing w:line="278" w:lineRule="auto"/>
         <w:rPr>
-          <w:lang w:val="en-AU"/>
-        </w:rPr>
-      </w:pPr>
-      <w:r>
-        <w:rPr>
-          <w:lang w:val="en-AU"/>
-        </w:rPr>
-        <w:t>How many videos and User Groups have you done?</w:t>
+          <w:b/>
+          <w:bCs/>
+          <w:lang w:eastAsia="zh-CN"/>
+        </w:rPr>
+      </w:pPr>
+      <w:proofErr w:type="gramStart"/>
+      <w:r>
+        <w:rPr>
+          <w:b/>
+          <w:bCs/>
+        </w:rPr>
+        <w:t>{{ LINK</w:t>
+      </w:r>
+      <w:proofErr w:type="gramEnd"/>
+      <w:r>
+        <w:rPr>
+          <w:b/>
+          <w:bCs/>
+        </w:rPr>
+        <w:t xml:space="preserve"> TO YOUTUBE </w:t>
+      </w:r>
+      <w:proofErr w:type="gramStart"/>
+      <w:r>
+        <w:rPr>
+          <w:b/>
+          <w:bCs/>
+        </w:rPr>
+        <w:t>PLAYLIST }</w:t>
+      </w:r>
+      <w:proofErr w:type="gramEnd"/>
+      <w:r>
+        <w:rPr>
+          <w:b/>
+          <w:bCs/>
+        </w:rPr>
+        <w:t>}</w:t>
       </w:r>
     </w:p>
     <w:p>
@@ -3581,10 +3721,7 @@
       </w:r>
       <w:proofErr w:type="gramEnd"/>
       <w:r>
-        <w:t xml:space="preserve"> </w:t>
-      </w:r>
-      <w:r>
-        <w:t>OF SSW YOUTUBE CHANNEL</w:t>
+        <w:t xml:space="preserve"> OF TINA YOUTUBE CHANNEL</w:t>
       </w:r>
       <w:r>
         <w:t xml:space="preserve"> </w:t>
@@ -3690,147 +3827,6 @@
           <w:b/>
           <w:bCs/>
         </w:rPr>
-        <w:t xml:space="preserve"> TO YOUTUBE </w:t>
-      </w:r>
-      <w:proofErr w:type="gramStart"/>
-      <w:r>
-        <w:rPr>
-          <w:b/>
-          <w:bCs/>
-        </w:rPr>
-        <w:t>PLAYLIST }</w:t>
-      </w:r>
-      <w:proofErr w:type="gramEnd"/>
-      <w:r>
-        <w:rPr>
-          <w:b/>
-          <w:bCs/>
-        </w:rPr>
-        <w:t>}</w:t>
-      </w:r>
-    </w:p>
-    <w:p>
-      <w:pPr>
-        <w:keepNext/>
-        <w:keepLines/>
-        <w:spacing w:line="278" w:lineRule="auto"/>
-        <w:rPr>
-          <w:b/>
-          <w:bCs/>
-        </w:rPr>
-      </w:pPr>
-      <w:proofErr w:type="gramStart"/>
-      <w:r>
-        <w:t>{{ SCREENSHOT</w:t>
-      </w:r>
-      <w:proofErr w:type="gramEnd"/>
-      <w:r>
-        <w:t xml:space="preserve"> OF TINA YOUTUBE CHANNEL</w:t>
-      </w:r>
-      <w:r>
-        <w:t xml:space="preserve"> </w:t>
-      </w:r>
-      <w:r>
-        <w:t>}}</w:t>
-      </w:r>
-      <w:r>
-        <w:br/>
-      </w:r>
-      <w:r>
-        <w:rPr>
-          <w:b/>
-          <w:bCs/>
-        </w:rPr>
-        <w:t xml:space="preserve">Figure: </w:t>
-      </w:r>
-      <w:proofErr w:type="gramStart"/>
-      <w:r>
-        <w:rPr>
-          <w:b/>
-          <w:bCs/>
-        </w:rPr>
-        <w:t>{{ EMPLOYEE</w:t>
-      </w:r>
-      <w:proofErr w:type="gramEnd"/>
-      <w:r>
-        <w:rPr>
-          <w:b/>
-          <w:bCs/>
-        </w:rPr>
-        <w:t xml:space="preserve"> </w:t>
-      </w:r>
-      <w:proofErr w:type="gramStart"/>
-      <w:r>
-        <w:rPr>
-          <w:b/>
-          <w:bCs/>
-        </w:rPr>
-        <w:t>NAME }</w:t>
-      </w:r>
-      <w:proofErr w:type="gramEnd"/>
-      <w:r>
-        <w:rPr>
-          <w:b/>
-          <w:bCs/>
-        </w:rPr>
-        <w:t xml:space="preserve">} </w:t>
-      </w:r>
-      <w:r>
-        <w:rPr>
-          <w:b/>
-          <w:bCs/>
-        </w:rPr>
-        <w:t xml:space="preserve">done </w:t>
-      </w:r>
-      <w:proofErr w:type="gramStart"/>
-      <w:r>
-        <w:rPr>
-          <w:b/>
-          <w:bCs/>
-        </w:rPr>
-        <w:t>{{ NUMBER</w:t>
-      </w:r>
-      <w:proofErr w:type="gramEnd"/>
-      <w:r>
-        <w:rPr>
-          <w:b/>
-          <w:bCs/>
-        </w:rPr>
-        <w:t xml:space="preserve"> }} </w:t>
-      </w:r>
-      <w:r>
-        <w:rPr>
-          <w:b/>
-          <w:bCs/>
-        </w:rPr>
-        <w:t>videos</w:t>
-      </w:r>
-    </w:p>
-    <w:p>
-      <w:pPr>
-        <w:keepNext/>
-        <w:keepLines/>
-        <w:spacing w:line="278" w:lineRule="auto"/>
-        <w:rPr>
-          <w:b/>
-          <w:bCs/>
-          <w:lang w:eastAsia="zh-CN"/>
-        </w:rPr>
-      </w:pPr>
-      <w:proofErr w:type="gramStart"/>
-      <w:r>
-        <w:rPr>
-          <w:b/>
-          <w:bCs/>
-        </w:rPr>
-        <w:t>{{ LINK</w:t>
-      </w:r>
-      <w:proofErr w:type="gramEnd"/>
-      <w:r>
-        <w:rPr>
-          <w:b/>
-          <w:bCs/>
-        </w:rPr>
         <w:t xml:space="preserve"> TO </w:t>
       </w:r>
       <w:r>
@@ -3870,7 +3866,7 @@
         <w:pStyle w:val="Heading2"/>
         <w:spacing w:line="240" w:lineRule="auto"/>
       </w:pPr>
-      <w:bookmarkStart w:id="12" w:name="_Toc202174601"/>
+      <w:bookmarkStart w:id="11" w:name="_Toc202174601"/>
       <w:r>
         <w:lastRenderedPageBreak/>
         <w:t>#1</w:t>
@@ -3887,7 +3883,7 @@
       <w:r>
         <w:t xml:space="preserve"> Rules</w:t>
       </w:r>
-      <w:bookmarkEnd w:id="12"/>
+      <w:bookmarkEnd w:id="11"/>
     </w:p>
     <w:p>
       <w:pPr>
@@ -4219,8 +4215,8 @@
         <w:pStyle w:val="Heading2"/>
         <w:spacing w:line="278" w:lineRule="auto"/>
       </w:pPr>
-      <w:bookmarkStart w:id="13" w:name="_Toc202174602"/>
-      <w:bookmarkStart w:id="14" w:name="_Hlk205970346"/>
+      <w:bookmarkStart w:id="12" w:name="_Toc202174602"/>
+      <w:bookmarkStart w:id="13" w:name="_Hlk205970346"/>
       <w:r>
         <w:t>#1</w:t>
       </w:r>
@@ -4230,7 +4226,7 @@
       <w:r>
         <w:t xml:space="preserve"> Updates – Intranet</w:t>
       </w:r>
-      <w:bookmarkEnd w:id="13"/>
+      <w:bookmarkEnd w:id="12"/>
       <w:r>
         <w:t xml:space="preserve"> </w:t>
       </w:r>
@@ -4682,14 +4678,14 @@
         <w:t>}</w:t>
       </w:r>
     </w:p>
-    <w:bookmarkEnd w:id="14"/>
+    <w:bookmarkEnd w:id="13"/>
     <w:p/>
     <w:p>
       <w:pPr>
         <w:pStyle w:val="Heading2"/>
         <w:spacing w:line="278" w:lineRule="auto"/>
       </w:pPr>
-      <w:bookmarkStart w:id="15" w:name="_Toc202174603"/>
+      <w:bookmarkStart w:id="14" w:name="_Toc202174603"/>
       <w:r>
         <w:lastRenderedPageBreak/>
         <w:t>#1</w:t>
@@ -4700,7 +4696,7 @@
       <w:r>
         <w:t xml:space="preserve"> Updates – SugarLearning</w:t>
       </w:r>
-      <w:bookmarkEnd w:id="15"/>
+      <w:bookmarkEnd w:id="14"/>
     </w:p>
     <w:p>
       <w:pPr>
@@ -5048,7 +5044,7 @@
         <w:pStyle w:val="Heading2"/>
         <w:spacing w:line="278" w:lineRule="auto"/>
       </w:pPr>
-      <w:bookmarkStart w:id="16" w:name="_Toc202174604"/>
+      <w:bookmarkStart w:id="15" w:name="_Toc202174604"/>
       <w:r>
         <w:t>#1</w:t>
       </w:r>
@@ -5058,7 +5054,7 @@
       <w:r>
         <w:t xml:space="preserve"> Sprint Review Emails</w:t>
       </w:r>
-      <w:bookmarkEnd w:id="16"/>
+      <w:bookmarkEnd w:id="15"/>
     </w:p>
     <w:p>
       <w:pPr>
@@ -5228,7 +5224,7 @@
         <w:pStyle w:val="Heading2"/>
         <w:spacing w:line="278" w:lineRule="auto"/>
       </w:pPr>
-      <w:bookmarkStart w:id="17" w:name="_Toc202174605"/>
+      <w:bookmarkStart w:id="16" w:name="_Toc202174605"/>
       <w:r>
         <w:t>#1</w:t>
       </w:r>
@@ -5238,7 +5234,7 @@
       <w:r>
         <w:t xml:space="preserve"> CTFs</w:t>
       </w:r>
-      <w:bookmarkEnd w:id="17"/>
+      <w:bookmarkEnd w:id="16"/>
     </w:p>
     <w:p>
       <w:pPr>
@@ -5384,8 +5380,8 @@
         <w:pStyle w:val="Heading2"/>
         <w:spacing w:line="240" w:lineRule="auto"/>
       </w:pPr>
-      <w:bookmarkStart w:id="18" w:name="_Toc202174606"/>
-      <w:bookmarkStart w:id="19" w:name="_Hlk207102791"/>
+      <w:bookmarkStart w:id="17" w:name="_Toc202174606"/>
+      <w:bookmarkStart w:id="18" w:name="_Hlk207102791"/>
       <w:r>
         <w:lastRenderedPageBreak/>
         <w:t>#1</w:t>
@@ -5396,7 +5392,7 @@
       <w:r>
         <w:t xml:space="preserve"> YakShaver</w:t>
       </w:r>
-      <w:bookmarkEnd w:id="18"/>
+      <w:bookmarkEnd w:id="17"/>
       <w:r>
         <w:t xml:space="preserve"> </w:t>
       </w:r>
@@ -5444,7 +5440,7 @@
           <w:lang w:eastAsia="zh-CN"/>
         </w:rPr>
       </w:pPr>
-      <w:bookmarkStart w:id="20" w:name="_Hlk207102841"/>
+      <w:bookmarkStart w:id="19" w:name="_Hlk207102841"/>
       <w:r>
         <w:rPr>
           <w:rFonts w:ascii="Aptos" w:eastAsia="Times New Roman" w:hAnsi="Aptos"/>
@@ -5580,8 +5576,8 @@
         <w:t xml:space="preserve"> }})</w:t>
       </w:r>
     </w:p>
+    <w:bookmarkEnd w:id="18"/>
     <w:bookmarkEnd w:id="19"/>
-    <w:bookmarkEnd w:id="20"/>
     <w:p>
       <w:r>
         <w:fldChar w:fldCharType="begin"/>
@@ -5618,7 +5614,7 @@
         <w:pStyle w:val="Heading2"/>
         <w:spacing w:line="278" w:lineRule="auto"/>
       </w:pPr>
-      <w:bookmarkStart w:id="21" w:name="_Toc202174607"/>
+      <w:bookmarkStart w:id="20" w:name="_Toc202174607"/>
       <w:r>
         <w:t>#1</w:t>
       </w:r>
@@ -5628,7 +5624,7 @@
       <w:r>
         <w:t xml:space="preserve"> Helping others</w:t>
       </w:r>
-      <w:bookmarkEnd w:id="21"/>
+      <w:bookmarkEnd w:id="20"/>
     </w:p>
     <w:p>
       <w:pPr>
@@ -5898,7 +5894,7 @@
         <w:pStyle w:val="Heading2"/>
         <w:spacing w:line="278" w:lineRule="auto"/>
       </w:pPr>
-      <w:bookmarkStart w:id="22" w:name="_Toc202174608"/>
+      <w:bookmarkStart w:id="21" w:name="_Toc202174608"/>
       <w:r>
         <w:t>#1</w:t>
       </w:r>
@@ -5908,7 +5904,7 @@
       <w:r>
         <w:t xml:space="preserve"> Inbox Count</w:t>
       </w:r>
-      <w:bookmarkEnd w:id="22"/>
+      <w:bookmarkEnd w:id="21"/>
     </w:p>
     <w:p>
       <w:pPr>
@@ -6069,7 +6065,7 @@
       <w:pPr>
         <w:pStyle w:val="Heading2"/>
       </w:pPr>
-      <w:bookmarkStart w:id="23" w:name="_Toc202174610"/>
+      <w:bookmarkStart w:id="22" w:name="_Toc202174610"/>
       <w:r>
         <w:lastRenderedPageBreak/>
         <w:t>#</w:t>
@@ -6080,7 +6076,7 @@
       <w:r>
         <w:t xml:space="preserve"> Any other relevant PowerBI Reports to look at</w:t>
       </w:r>
-      <w:bookmarkEnd w:id="23"/>
+      <w:bookmarkEnd w:id="22"/>
     </w:p>
     <w:p>
       <w:pPr>
@@ -6132,6 +6128,9 @@
     <w:p/>
     <w:p>
       <w:pPr>
+        <w:keepNext/>
+        <w:keepLines/>
+        <w:spacing w:line="278" w:lineRule="auto"/>
         <w:ind w:left="720"/>
         <w:rPr>
           <w:rFonts w:eastAsia="Times New Roman"/>
@@ -6165,6 +6164,11 @@
       </w:r>
     </w:p>
     <w:p>
+      <w:pPr>
+        <w:keepNext/>
+        <w:keepLines/>
+        <w:spacing w:line="278" w:lineRule="auto"/>
+      </w:pPr>
       <w:r>
         <w:rPr>
           <w:rFonts w:eastAsia="Times New Roman"/>
@@ -6422,7 +6426,7 @@
         <w:sz w:val="14"/>
         <w:szCs w:val="14"/>
       </w:rPr>
-      <w:t>22/07/2026 2:31 PM</w:t>
+      <w:t>27/07/2026 12:56 PM</w:t>
     </w:r>
     <w:r>
       <w:rPr>
@@ -8979,10 +8983,6 @@
 </file>
 
 <file path=customXml/item1.xml><?xml version="1.0" encoding="utf-8"?>
-<b:Sources xmlns:b="http://schemas.openxmlformats.org/officeDocument/2006/bibliography" xmlns="http://schemas.openxmlformats.org/officeDocument/2006/bibliography" SelectedStyle="\APASixthEditionOfficeOnline.xsl" StyleName="APA" Version="6"/>
-</file>
-
-<file path=customXml/item2.xml><?xml version="1.0" encoding="utf-8"?>
 <?mso-contentType ?>
 <FormTemplates xmlns="http://schemas.microsoft.com/sharepoint/v3/contenttype/forms">
   <Display>DocumentLibraryForm</Display>
@@ -8991,20 +8991,11 @@
 </FormTemplates>
 </file>
 
-<file path=customXml/item3.xml><?xml version="1.0" encoding="utf-8"?>
-<p:properties xmlns:p="http://schemas.microsoft.com/office/2006/metadata/properties" xmlns:xsi="http://www.w3.org/2001/XMLSchema-instance" xmlns:pc="http://schemas.microsoft.com/office/infopath/2007/PartnerControls">
-  <documentManagement>
-    <_ip_UnifiedCompliancePolicyUIAction xmlns="http://schemas.microsoft.com/sharepoint/v3" xsi:nil="true"/>
-    <lcf76f155ced4ddcb4097134ff3c332f xmlns="212980c9-5617-46ce-99ad-a376bd4152d0">
-      <Terms xmlns="http://schemas.microsoft.com/office/infopath/2007/PartnerControls"/>
-    </lcf76f155ced4ddcb4097134ff3c332f>
-    <TaxCatchAll xmlns="0ecd88e7-26cc-4a6b-8b5c-6a9962e64f6a" xsi:nil="true"/>
-    <_ip_UnifiedCompliancePolicyProperties xmlns="http://schemas.microsoft.com/sharepoint/v3" xsi:nil="true"/>
-  </documentManagement>
-</p:properties>
+<file path=customXml/item2.xml><?xml version="1.0" encoding="utf-8"?>
+<b:Sources xmlns:b="http://schemas.openxmlformats.org/officeDocument/2006/bibliography" xmlns="http://schemas.openxmlformats.org/officeDocument/2006/bibliography" SelectedStyle="\APASixthEditionOfficeOnline.xsl" StyleName="APA" Version="6"/>
 </file>
 
-<file path=customXml/item4.xml><?xml version="1.0" encoding="utf-8"?>
+<file path=customXml/item3.xml><?xml version="1.0" encoding="utf-8"?>
 <ct:contentTypeSchema xmlns:ct="http://schemas.microsoft.com/office/2006/metadata/contentType" xmlns:ma="http://schemas.microsoft.com/office/2006/metadata/properties/metaAttributes" ct:_="" ma:_="" ma:contentTypeName="Document" ma:contentTypeID="0x010100EF9B896C278B3E4A966930FF26B3A803" ma:contentTypeVersion="17" ma:contentTypeDescription="Create a new document." ma:contentTypeScope="" ma:versionID="810953195a06a54db76f0e1c86e54065">
   <xsd:schema xmlns:xsd="http://www.w3.org/2001/XMLSchema" xmlns:xs="http://www.w3.org/2001/XMLSchema" xmlns:p="http://schemas.microsoft.com/office/2006/metadata/properties" xmlns:ns1="http://schemas.microsoft.com/sharepoint/v3" xmlns:ns2="212980c9-5617-46ce-99ad-a376bd4152d0" xmlns:ns3="0ecd88e7-26cc-4a6b-8b5c-6a9962e64f6a" targetNamespace="http://schemas.microsoft.com/office/2006/metadata/properties" ma:root="true" ma:fieldsID="1224343d2e659e4bb839ffaafaceb3e5" ns1:_="" ns2:_="" ns3:_="">
     <xsd:import namespace="http://schemas.microsoft.com/sharepoint/v3"/>
@@ -9252,7 +9243,28 @@
 </ct:contentTypeSchema>
 </file>
 
+<file path=customXml/item4.xml><?xml version="1.0" encoding="utf-8"?>
+<p:properties xmlns:p="http://schemas.microsoft.com/office/2006/metadata/properties" xmlns:xsi="http://www.w3.org/2001/XMLSchema-instance" xmlns:pc="http://schemas.microsoft.com/office/infopath/2007/PartnerControls">
+  <documentManagement>
+    <_ip_UnifiedCompliancePolicyUIAction xmlns="http://schemas.microsoft.com/sharepoint/v3" xsi:nil="true"/>
+    <lcf76f155ced4ddcb4097134ff3c332f xmlns="212980c9-5617-46ce-99ad-a376bd4152d0">
+      <Terms xmlns="http://schemas.microsoft.com/office/infopath/2007/PartnerControls"/>
+    </lcf76f155ced4ddcb4097134ff3c332f>
+    <TaxCatchAll xmlns="0ecd88e7-26cc-4a6b-8b5c-6a9962e64f6a" xsi:nil="true"/>
+    <_ip_UnifiedCompliancePolicyProperties xmlns="http://schemas.microsoft.com/sharepoint/v3" xsi:nil="true"/>
+  </documentManagement>
+</p:properties>
+</file>
+
 <file path=customXml/itemProps1.xml><?xml version="1.0" encoding="utf-8"?>
+<ds:datastoreItem xmlns:ds="http://schemas.openxmlformats.org/officeDocument/2006/customXml" ds:itemID="{A40E3940-A19E-4C5F-9921-8B36449287B1}">
+  <ds:schemaRefs>
+    <ds:schemaRef ds:uri="http://schemas.microsoft.com/sharepoint/v3/contenttype/forms"/>
+  </ds:schemaRefs>
+</ds:datastoreItem>
+</file>
+
+<file path=customXml/itemProps2.xml><?xml version="1.0" encoding="utf-8"?>
 <ds:datastoreItem xmlns:ds="http://schemas.openxmlformats.org/officeDocument/2006/customXml" ds:itemID="{D7A003FC-89FC-4320-9A93-DBEA7E2F4C59}">
   <ds:schemaRefs>
     <ds:schemaRef ds:uri="http://schemas.openxmlformats.org/officeDocument/2006/bibliography"/>
@@ -9260,27 +9272,7 @@
 </ds:datastoreItem>
 </file>
 
-<file path=customXml/itemProps2.xml><?xml version="1.0" encoding="utf-8"?>
-<ds:datastoreItem xmlns:ds="http://schemas.openxmlformats.org/officeDocument/2006/customXml" ds:itemID="{A40E3940-A19E-4C5F-9921-8B36449287B1}">
-  <ds:schemaRefs>
-    <ds:schemaRef ds:uri="http://schemas.microsoft.com/sharepoint/v3/contenttype/forms"/>
-  </ds:schemaRefs>
-</ds:datastoreItem>
-</file>
-
 <file path=customXml/itemProps3.xml><?xml version="1.0" encoding="utf-8"?>
-<ds:datastoreItem xmlns:ds="http://schemas.openxmlformats.org/officeDocument/2006/customXml" ds:itemID="{33307C42-A627-4970-BC11-0EFB0BA59FEE}">
-  <ds:schemaRefs>
-    <ds:schemaRef ds:uri="http://schemas.microsoft.com/office/2006/metadata/properties"/>
-    <ds:schemaRef ds:uri="http://schemas.microsoft.com/office/infopath/2007/PartnerControls"/>
-    <ds:schemaRef ds:uri="http://schemas.microsoft.com/sharepoint/v3"/>
-    <ds:schemaRef ds:uri="212980c9-5617-46ce-99ad-a376bd4152d0"/>
-    <ds:schemaRef ds:uri="0ecd88e7-26cc-4a6b-8b5c-6a9962e64f6a"/>
-  </ds:schemaRefs>
-</ds:datastoreItem>
-</file>
-
-<file path=customXml/itemProps4.xml><?xml version="1.0" encoding="utf-8"?>
 <ds:datastoreItem xmlns:ds="http://schemas.openxmlformats.org/officeDocument/2006/customXml" ds:itemID="{4E0C56D0-03FF-4681-BB98-221CE98599A3}">
   <ds:schemaRefs>
     <ds:schemaRef ds:uri="http://schemas.microsoft.com/office/2006/metadata/contentType"/>
@@ -9298,4 +9290,16 @@
     <ds:schemaRef ds:uri="http://schemas.microsoft.com/internal/obd"/>
   </ds:schemaRefs>
 </ds:datastoreItem>
+</file>
+
+<file path=customXml/itemProps4.xml><?xml version="1.0" encoding="utf-8"?>
+<ds:datastoreItem xmlns:ds="http://schemas.openxmlformats.org/officeDocument/2006/customXml" ds:itemID="{33307C42-A627-4970-BC11-0EFB0BA59FEE}">
+  <ds:schemaRefs>
+    <ds:schemaRef ds:uri="http://schemas.microsoft.com/office/2006/metadata/properties"/>
+    <ds:schemaRef ds:uri="http://schemas.microsoft.com/office/infopath/2007/PartnerControls"/>
+    <ds:schemaRef ds:uri="http://schemas.microsoft.com/sharepoint/v3"/>
+    <ds:schemaRef ds:uri="212980c9-5617-46ce-99ad-a376bd4152d0"/>
+    <ds:schemaRef ds:uri="0ecd88e7-26cc-4a6b-8b5c-6a9962e64f6a"/>
+  </ds:schemaRefs>
+</ds:datastoreItem>
 </file>
--- a/Templates/02-employee-review-kpis.docx
+++ b/Templates/02-employee-review-kpis.docx
@@ -39,7 +39,7 @@
               <w:rFonts w:asciiTheme="minorHAnsi" w:hAnsiTheme="minorHAnsi" w:cstheme="minorBidi"/>
               <w:noProof/>
               <w:szCs w:val="24"/>
-              <w:lang w:val="en-US"/>
+              <w:lang w:eastAsia="en-AU"/>
             </w:rPr>
           </w:pPr>
           <w:r>
@@ -51,7 +51,7 @@
           <w:r>
             <w:fldChar w:fldCharType="separate"/>
           </w:r>
-          <w:hyperlink w:anchor="_Toc202174591" w:history="1">
+          <w:hyperlink w:anchor="_Toc236834313" w:history="1">
             <w:r>
               <w:rPr>
                 <w:rStyle w:val="Hyperlink"/>
@@ -108,7 +108,7 @@
                 <w:noProof/>
                 <w:webHidden/>
               </w:rPr>
-              <w:instrText xml:space="preserve"> PAGEREF _Toc202174591 \h </w:instrText>
+              <w:instrText xml:space="preserve"> PAGEREF _Toc236834313 \h </w:instrText>
             </w:r>
             <w:r>
               <w:rPr>
@@ -149,10 +149,10 @@
               <w:rFonts w:asciiTheme="minorHAnsi" w:hAnsiTheme="minorHAnsi" w:cstheme="minorBidi"/>
               <w:noProof/>
               <w:szCs w:val="24"/>
-              <w:lang w:val="en-US"/>
+              <w:lang w:eastAsia="en-AU"/>
             </w:rPr>
           </w:pPr>
-          <w:hyperlink w:anchor="_Toc202174592" w:history="1">
+          <w:hyperlink w:anchor="_Toc236834314" w:history="1">
             <w:r>
               <w:rPr>
                 <w:rStyle w:val="Hyperlink"/>
@@ -188,7 +188,7 @@
                 <w:rStyle w:val="Hyperlink"/>
                 <w:noProof/>
               </w:rPr>
-              <w:t xml:space="preserve"> / 10</w:t>
+              <w:t xml:space="preserve"> / 10 (Self Assessment)</w:t>
             </w:r>
             <w:r>
               <w:rPr>
@@ -209,7 +209,7 @@
                 <w:noProof/>
                 <w:webHidden/>
               </w:rPr>
-              <w:instrText xml:space="preserve"> PAGEREF _Toc202174592 \h </w:instrText>
+              <w:instrText xml:space="preserve"> PAGEREF _Toc236834314 \h </w:instrText>
             </w:r>
             <w:r>
               <w:rPr>
@@ -250,46 +250,16 @@
               <w:rFonts w:asciiTheme="minorHAnsi" w:hAnsiTheme="minorHAnsi" w:cstheme="minorBidi"/>
               <w:noProof/>
               <w:szCs w:val="24"/>
-              <w:lang w:val="en-US"/>
+              <w:lang w:eastAsia="en-AU"/>
             </w:rPr>
           </w:pPr>
-          <w:hyperlink w:anchor="_Toc202174593" w:history="1">
+          <w:hyperlink w:anchor="_Toc236834315" w:history="1">
             <w:r>
               <w:rPr>
                 <w:rStyle w:val="Hyperlink"/>
                 <w:noProof/>
               </w:rPr>
-              <w:t xml:space="preserve">#3 </w:t>
-            </w:r>
-            <w:r>
-              <w:rPr>
-                <w:rStyle w:val="Hyperlink"/>
-                <w:rFonts w:ascii="Segoe UI Emoji" w:hAnsi="Segoe UI Emoji" w:cs="Segoe UI Emoji"/>
-                <w:noProof/>
-              </w:rPr>
-              <w:t>⭐</w:t>
-            </w:r>
-            <w:r>
-              <w:rPr>
-                <w:rStyle w:val="Hyperlink"/>
-                <w:noProof/>
-              </w:rPr>
-              <w:t xml:space="preserve"> Sentiment – Peers - </w:t>
-            </w:r>
-            <w:r>
-              <w:rPr>
-                <w:rStyle w:val="Hyperlink"/>
-                <w:noProof/>
-                <w:highlight w:val="yellow"/>
-              </w:rPr>
-              <w:t>XXX</w:t>
-            </w:r>
-            <w:r>
-              <w:rPr>
-                <w:rStyle w:val="Hyperlink"/>
-                <w:noProof/>
-              </w:rPr>
-              <w:t xml:space="preserve"> / 10</w:t>
+              <w:t>#3 Client Love (For Sales people)</w:t>
             </w:r>
             <w:r>
               <w:rPr>
@@ -310,7 +280,7 @@
                 <w:noProof/>
                 <w:webHidden/>
               </w:rPr>
-              <w:instrText xml:space="preserve"> PAGEREF _Toc202174593 \h </w:instrText>
+              <w:instrText xml:space="preserve"> PAGEREF _Toc236834315 \h </w:instrText>
             </w:r>
             <w:r>
               <w:rPr>
@@ -351,10 +321,10 @@
               <w:rFonts w:asciiTheme="minorHAnsi" w:hAnsiTheme="minorHAnsi" w:cstheme="minorBidi"/>
               <w:noProof/>
               <w:szCs w:val="24"/>
-              <w:lang w:val="en-US"/>
+              <w:lang w:eastAsia="en-AU"/>
             </w:rPr>
           </w:pPr>
-          <w:hyperlink w:anchor="_Toc202174594" w:history="1">
+          <w:hyperlink w:anchor="_Toc236834316" w:history="1">
             <w:r>
               <w:rPr>
                 <w:rStyle w:val="Hyperlink"/>
@@ -375,7 +345,7 @@
                 <w:rStyle w:val="Hyperlink"/>
                 <w:noProof/>
               </w:rPr>
-              <w:t xml:space="preserve"> Sentiment - State Managers - </w:t>
+              <w:t xml:space="preserve"> Sentiment – Your peers - </w:t>
             </w:r>
             <w:r>
               <w:rPr>
@@ -411,7 +381,7 @@
                 <w:noProof/>
                 <w:webHidden/>
               </w:rPr>
-              <w:instrText xml:space="preserve"> PAGEREF _Toc202174594 \h </w:instrText>
+              <w:instrText xml:space="preserve"> PAGEREF _Toc236834316 \h </w:instrText>
             </w:r>
             <w:r>
               <w:rPr>
@@ -431,7 +401,7 @@
                 <w:noProof/>
                 <w:webHidden/>
               </w:rPr>
-              <w:t>3</w:t>
+              <w:t>4</w:t>
             </w:r>
             <w:r>
               <w:rPr>
@@ -452,10 +422,10 @@
               <w:rFonts w:asciiTheme="minorHAnsi" w:hAnsiTheme="minorHAnsi" w:cstheme="minorBidi"/>
               <w:noProof/>
               <w:szCs w:val="24"/>
-              <w:lang w:val="en-US"/>
+              <w:lang w:eastAsia="en-AU"/>
             </w:rPr>
           </w:pPr>
-          <w:hyperlink w:anchor="_Toc202174595" w:history="1">
+          <w:hyperlink w:anchor="_Toc236834317" w:history="1">
             <w:r>
               <w:rPr>
                 <w:rStyle w:val="Hyperlink"/>
@@ -476,7 +446,7 @@
                 <w:rStyle w:val="Hyperlink"/>
                 <w:noProof/>
               </w:rPr>
-              <w:t xml:space="preserve"> Sentiment - Review Manager - </w:t>
+              <w:t xml:space="preserve"> Sentiment - State Managers - </w:t>
             </w:r>
             <w:r>
               <w:rPr>
@@ -512,7 +482,7 @@
                 <w:noProof/>
                 <w:webHidden/>
               </w:rPr>
-              <w:instrText xml:space="preserve"> PAGEREF _Toc202174595 \h </w:instrText>
+              <w:instrText xml:space="preserve"> PAGEREF _Toc236834317 \h </w:instrText>
             </w:r>
             <w:r>
               <w:rPr>
@@ -532,7 +502,7 @@
                 <w:noProof/>
                 <w:webHidden/>
               </w:rPr>
-              <w:t>3</w:t>
+              <w:t>4</w:t>
             </w:r>
             <w:r>
               <w:rPr>
@@ -553,10 +523,10 @@
               <w:rFonts w:asciiTheme="minorHAnsi" w:hAnsiTheme="minorHAnsi" w:cstheme="minorBidi"/>
               <w:noProof/>
               <w:szCs w:val="24"/>
-              <w:lang w:val="en-US"/>
+              <w:lang w:eastAsia="en-AU"/>
             </w:rPr>
           </w:pPr>
-          <w:hyperlink w:anchor="_Toc202174596" w:history="1">
+          <w:hyperlink w:anchor="_Toc236834318" w:history="1">
             <w:r>
               <w:rPr>
                 <w:rStyle w:val="Hyperlink"/>
@@ -577,37 +547,21 @@
                 <w:rStyle w:val="Hyperlink"/>
                 <w:noProof/>
               </w:rPr>
-              <w:t xml:space="preserve"> Last Year’s Goals </w:t>
+              <w:t xml:space="preserve"> Sentiment - Adam - </w:t>
             </w:r>
             <w:r>
               <w:rPr>
                 <w:rStyle w:val="Hyperlink"/>
-                <w:rFonts w:ascii="Aptos Display" w:hAnsi="Aptos Display"/>
-                <w:noProof/>
-                <w:bdr w:val="none" w:sz="0" w:space="0" w:color="auto" w:frame="1"/>
-              </w:rPr>
-              <w:t>Progress (After Prep Tasks)</w:t>
+                <w:noProof/>
+                <w:highlight w:val="yellow"/>
+              </w:rPr>
+              <w:t>XXX</w:t>
             </w:r>
             <w:r>
               <w:rPr>
                 <w:rStyle w:val="Hyperlink"/>
                 <w:noProof/>
               </w:rPr>
-              <w:t xml:space="preserve"> - </w:t>
-            </w:r>
-            <w:r>
-              <w:rPr>
-                <w:rStyle w:val="Hyperlink"/>
-                <w:noProof/>
-                <w:highlight w:val="yellow"/>
-              </w:rPr>
-              <w:t>XXX</w:t>
-            </w:r>
-            <w:r>
-              <w:rPr>
-                <w:rStyle w:val="Hyperlink"/>
-                <w:noProof/>
-              </w:rPr>
               <w:t xml:space="preserve"> / 10</w:t>
             </w:r>
             <w:r>
@@ -629,7 +583,7 @@
                 <w:noProof/>
                 <w:webHidden/>
               </w:rPr>
-              <w:instrText xml:space="preserve"> PAGEREF _Toc202174596 \h </w:instrText>
+              <w:instrText xml:space="preserve"> PAGEREF _Toc236834318 \h </w:instrText>
             </w:r>
             <w:r>
               <w:rPr>
@@ -670,16 +624,62 @@
               <w:rFonts w:asciiTheme="minorHAnsi" w:hAnsiTheme="minorHAnsi" w:cstheme="minorBidi"/>
               <w:noProof/>
               <w:szCs w:val="24"/>
-              <w:lang w:val="en-US"/>
+              <w:lang w:eastAsia="en-AU"/>
             </w:rPr>
           </w:pPr>
-          <w:hyperlink w:anchor="_Toc202174597" w:history="1">
+          <w:hyperlink w:anchor="_Toc236834319" w:history="1">
             <w:r>
               <w:rPr>
                 <w:rStyle w:val="Hyperlink"/>
                 <w:noProof/>
               </w:rPr>
-              <w:t>#7 Prospects – Spec Reviews</w:t>
+              <w:t xml:space="preserve">#7 </w:t>
+            </w:r>
+            <w:r>
+              <w:rPr>
+                <w:rStyle w:val="Hyperlink"/>
+                <w:rFonts w:ascii="Segoe UI Emoji" w:hAnsi="Segoe UI Emoji" w:cs="Segoe UI Emoji"/>
+                <w:noProof/>
+              </w:rPr>
+              <w:t>⭐</w:t>
+            </w:r>
+            <w:r>
+              <w:rPr>
+                <w:rStyle w:val="Hyperlink"/>
+                <w:noProof/>
+              </w:rPr>
+              <w:t xml:space="preserve"> Last Year’s Goals </w:t>
+            </w:r>
+            <w:r>
+              <w:rPr>
+                <w:rStyle w:val="Hyperlink"/>
+                <w:rFonts w:ascii="Aptos Display" w:hAnsi="Aptos Display"/>
+                <w:noProof/>
+                <w:bdr w:val="none" w:sz="0" w:space="0" w:color="auto" w:frame="1"/>
+              </w:rPr>
+              <w:t>Progress (After Prep Tasks)</w:t>
+            </w:r>
+            <w:r>
+              <w:rPr>
+                <w:rStyle w:val="Hyperlink"/>
+                <w:noProof/>
+              </w:rPr>
+              <w:t xml:space="preserve"> - </w:t>
+            </w:r>
+            <w:r>
+              <w:rPr>
+                <w:rStyle w:val="Hyperlink"/>
+                <w:noProof/>
+                <w:highlight w:val="yellow"/>
+              </w:rPr>
+              <w:t>XXX</w:t>
+            </w:r>
+            <w:r>
+              <w:rPr>
+                <w:rStyle w:val="Hyperlink"/>
+                <w:noProof/>
+              </w:rPr>
+              <w:t xml:space="preserve"> / 10</w:t>
             </w:r>
             <w:r>
               <w:rPr>
@@ -700,7 +700,7 @@
                 <w:noProof/>
                 <w:webHidden/>
               </w:rPr>
-              <w:instrText xml:space="preserve"> PAGEREF _Toc202174597 \h </w:instrText>
+              <w:instrText xml:space="preserve"> PAGEREF _Toc236834319 \h </w:instrText>
             </w:r>
             <w:r>
               <w:rPr>
@@ -741,10 +741,10 @@
               <w:rFonts w:asciiTheme="minorHAnsi" w:hAnsiTheme="minorHAnsi" w:cstheme="minorBidi"/>
               <w:noProof/>
               <w:szCs w:val="24"/>
-              <w:lang w:val="en-US"/>
+              <w:lang w:eastAsia="en-AU"/>
             </w:rPr>
           </w:pPr>
-          <w:hyperlink w:anchor="_Toc202174598" w:history="1">
+          <w:hyperlink w:anchor="_Toc236834320" w:history="1">
             <w:r>
               <w:rPr>
                 <w:rStyle w:val="Hyperlink"/>
@@ -771,7 +771,7 @@
                 <w:noProof/>
                 <w:webHidden/>
               </w:rPr>
-              <w:instrText xml:space="preserve"> PAGEREF _Toc202174598 \h </w:instrText>
+              <w:instrText xml:space="preserve"> PAGEREF _Toc236834320 \h </w:instrText>
             </w:r>
             <w:r>
               <w:rPr>
@@ -812,16 +812,16 @@
               <w:rFonts w:asciiTheme="minorHAnsi" w:hAnsiTheme="minorHAnsi" w:cstheme="minorBidi"/>
               <w:noProof/>
               <w:szCs w:val="24"/>
-              <w:lang w:val="en-US"/>
+              <w:lang w:eastAsia="en-AU"/>
             </w:rPr>
           </w:pPr>
-          <w:hyperlink w:anchor="_Toc202174599" w:history="1">
+          <w:hyperlink w:anchor="_Toc236834321" w:history="1">
             <w:r>
               <w:rPr>
                 <w:rStyle w:val="Hyperlink"/>
                 <w:noProof/>
               </w:rPr>
-              <w:t>#9 Exams</w:t>
+              <w:t>#9 Prospects – Spec Reviews</w:t>
             </w:r>
             <w:r>
               <w:rPr>
@@ -842,7 +842,7 @@
                 <w:noProof/>
                 <w:webHidden/>
               </w:rPr>
-              <w:instrText xml:space="preserve"> PAGEREF _Toc202174599 \h </w:instrText>
+              <w:instrText xml:space="preserve"> PAGEREF _Toc236834321 \h </w:instrText>
             </w:r>
             <w:r>
               <w:rPr>
@@ -883,16 +883,16 @@
               <w:rFonts w:asciiTheme="minorHAnsi" w:hAnsiTheme="minorHAnsi" w:cstheme="minorBidi"/>
               <w:noProof/>
               <w:szCs w:val="24"/>
-              <w:lang w:val="en-US"/>
+              <w:lang w:eastAsia="en-AU"/>
             </w:rPr>
           </w:pPr>
-          <w:hyperlink w:anchor="_Toc202174600" w:history="1">
+          <w:hyperlink w:anchor="_Toc236834322" w:history="1">
             <w:r>
               <w:rPr>
                 <w:rStyle w:val="Hyperlink"/>
                 <w:noProof/>
               </w:rPr>
-              <w:t>#10 Promotional Videos</w:t>
+              <w:t>#10 Exams</w:t>
             </w:r>
             <w:r>
               <w:rPr>
@@ -913,7 +913,7 @@
                 <w:noProof/>
                 <w:webHidden/>
               </w:rPr>
-              <w:instrText xml:space="preserve"> PAGEREF _Toc202174600 \h </w:instrText>
+              <w:instrText xml:space="preserve"> PAGEREF _Toc236834322 \h </w:instrText>
             </w:r>
             <w:r>
               <w:rPr>
@@ -954,16 +954,16 @@
               <w:rFonts w:asciiTheme="minorHAnsi" w:hAnsiTheme="minorHAnsi" w:cstheme="minorBidi"/>
               <w:noProof/>
               <w:szCs w:val="24"/>
-              <w:lang w:val="en-US"/>
+              <w:lang w:eastAsia="en-AU"/>
             </w:rPr>
           </w:pPr>
-          <w:hyperlink w:anchor="_Toc202174601" w:history="1">
+          <w:hyperlink w:anchor="_Toc236834323" w:history="1">
             <w:r>
               <w:rPr>
                 <w:rStyle w:val="Hyperlink"/>
                 <w:noProof/>
               </w:rPr>
-              <w:t>#11 Updates – Rules</w:t>
+              <w:t>#11 Promotional Videos</w:t>
             </w:r>
             <w:r>
               <w:rPr>
@@ -984,7 +984,7 @@
                 <w:noProof/>
                 <w:webHidden/>
               </w:rPr>
-              <w:instrText xml:space="preserve"> PAGEREF _Toc202174601 \h </w:instrText>
+              <w:instrText xml:space="preserve"> PAGEREF _Toc236834323 \h </w:instrText>
             </w:r>
             <w:r>
               <w:rPr>
@@ -1025,16 +1025,16 @@
               <w:rFonts w:asciiTheme="minorHAnsi" w:hAnsiTheme="minorHAnsi" w:cstheme="minorBidi"/>
               <w:noProof/>
               <w:szCs w:val="24"/>
-              <w:lang w:val="en-US"/>
+              <w:lang w:eastAsia="en-AU"/>
             </w:rPr>
           </w:pPr>
-          <w:hyperlink w:anchor="_Toc202174602" w:history="1">
+          <w:hyperlink w:anchor="_Toc236834324" w:history="1">
             <w:r>
               <w:rPr>
                 <w:rStyle w:val="Hyperlink"/>
                 <w:noProof/>
               </w:rPr>
-              <w:t>#12 Updates – Intranet</w:t>
+              <w:t>#12 Updates – Rules</w:t>
             </w:r>
             <w:r>
               <w:rPr>
@@ -1055,7 +1055,7 @@
                 <w:noProof/>
                 <w:webHidden/>
               </w:rPr>
-              <w:instrText xml:space="preserve"> PAGEREF _Toc202174602 \h </w:instrText>
+              <w:instrText xml:space="preserve"> PAGEREF _Toc236834324 \h </w:instrText>
             </w:r>
             <w:r>
               <w:rPr>
@@ -1096,16 +1096,16 @@
               <w:rFonts w:asciiTheme="minorHAnsi" w:hAnsiTheme="minorHAnsi" w:cstheme="minorBidi"/>
               <w:noProof/>
               <w:szCs w:val="24"/>
-              <w:lang w:val="en-US"/>
+              <w:lang w:eastAsia="en-AU"/>
             </w:rPr>
           </w:pPr>
-          <w:hyperlink w:anchor="_Toc202174603" w:history="1">
+          <w:hyperlink w:anchor="_Toc236834325" w:history="1">
             <w:r>
               <w:rPr>
                 <w:rStyle w:val="Hyperlink"/>
                 <w:noProof/>
               </w:rPr>
-              <w:t>#13 Updates – SugarLearning</w:t>
+              <w:t>#13 Updates – Intranet</w:t>
             </w:r>
             <w:r>
               <w:rPr>
@@ -1126,7 +1126,7 @@
                 <w:noProof/>
                 <w:webHidden/>
               </w:rPr>
-              <w:instrText xml:space="preserve"> PAGEREF _Toc202174603 \h </w:instrText>
+              <w:instrText xml:space="preserve"> PAGEREF _Toc236834325 \h </w:instrText>
             </w:r>
             <w:r>
               <w:rPr>
@@ -1167,16 +1167,16 @@
               <w:rFonts w:asciiTheme="minorHAnsi" w:hAnsiTheme="minorHAnsi" w:cstheme="minorBidi"/>
               <w:noProof/>
               <w:szCs w:val="24"/>
-              <w:lang w:val="en-US"/>
+              <w:lang w:eastAsia="en-AU"/>
             </w:rPr>
           </w:pPr>
-          <w:hyperlink w:anchor="_Toc202174604" w:history="1">
+          <w:hyperlink w:anchor="_Toc236834326" w:history="1">
             <w:r>
               <w:rPr>
                 <w:rStyle w:val="Hyperlink"/>
                 <w:noProof/>
               </w:rPr>
-              <w:t>#14 Sprint Review Emails</w:t>
+              <w:t>#14 Updates – SugarLearning</w:t>
             </w:r>
             <w:r>
               <w:rPr>
@@ -1197,7 +1197,7 @@
                 <w:noProof/>
                 <w:webHidden/>
               </w:rPr>
-              <w:instrText xml:space="preserve"> PAGEREF _Toc202174604 \h </w:instrText>
+              <w:instrText xml:space="preserve"> PAGEREF _Toc236834326 \h </w:instrText>
             </w:r>
             <w:r>
               <w:rPr>
@@ -1238,16 +1238,16 @@
               <w:rFonts w:asciiTheme="minorHAnsi" w:hAnsiTheme="minorHAnsi" w:cstheme="minorBidi"/>
               <w:noProof/>
               <w:szCs w:val="24"/>
-              <w:lang w:val="en-US"/>
+              <w:lang w:eastAsia="en-AU"/>
             </w:rPr>
           </w:pPr>
-          <w:hyperlink w:anchor="_Toc202174605" w:history="1">
+          <w:hyperlink w:anchor="_Toc236834327" w:history="1">
             <w:r>
               <w:rPr>
                 <w:rStyle w:val="Hyperlink"/>
                 <w:noProof/>
               </w:rPr>
-              <w:t>#15 CTFs</w:t>
+              <w:t>#15 Sprint Review Emails</w:t>
             </w:r>
             <w:r>
               <w:rPr>
@@ -1268,7 +1268,7 @@
                 <w:noProof/>
                 <w:webHidden/>
               </w:rPr>
-              <w:instrText xml:space="preserve"> PAGEREF _Toc202174605 \h </w:instrText>
+              <w:instrText xml:space="preserve"> PAGEREF _Toc236834327 \h </w:instrText>
             </w:r>
             <w:r>
               <w:rPr>
@@ -1309,16 +1309,16 @@
               <w:rFonts w:asciiTheme="minorHAnsi" w:hAnsiTheme="minorHAnsi" w:cstheme="minorBidi"/>
               <w:noProof/>
               <w:szCs w:val="24"/>
-              <w:lang w:val="en-US"/>
+              <w:lang w:eastAsia="en-AU"/>
             </w:rPr>
           </w:pPr>
-          <w:hyperlink w:anchor="_Toc202174606" w:history="1">
+          <w:hyperlink w:anchor="_Toc236834328" w:history="1">
             <w:r>
               <w:rPr>
                 <w:rStyle w:val="Hyperlink"/>
                 <w:noProof/>
               </w:rPr>
-              <w:t>#16 YakShaver</w:t>
+              <w:t>#16 CTFs</w:t>
             </w:r>
             <w:r>
               <w:rPr>
@@ -1339,7 +1339,7 @@
                 <w:noProof/>
                 <w:webHidden/>
               </w:rPr>
-              <w:instrText xml:space="preserve"> PAGEREF _Toc202174606 \h </w:instrText>
+              <w:instrText xml:space="preserve"> PAGEREF _Toc236834328 \h </w:instrText>
             </w:r>
             <w:r>
               <w:rPr>
@@ -1380,16 +1380,16 @@
               <w:rFonts w:asciiTheme="minorHAnsi" w:hAnsiTheme="minorHAnsi" w:cstheme="minorBidi"/>
               <w:noProof/>
               <w:szCs w:val="24"/>
-              <w:lang w:val="en-US"/>
+              <w:lang w:eastAsia="en-AU"/>
             </w:rPr>
           </w:pPr>
-          <w:hyperlink w:anchor="_Toc202174607" w:history="1">
+          <w:hyperlink w:anchor="_Toc236834329" w:history="1">
             <w:r>
               <w:rPr>
                 <w:rStyle w:val="Hyperlink"/>
                 <w:noProof/>
               </w:rPr>
-              <w:t>#17 Helping others</w:t>
+              <w:t>#17 YakShaver</w:t>
             </w:r>
             <w:r>
               <w:rPr>
@@ -1410,7 +1410,7 @@
                 <w:noProof/>
                 <w:webHidden/>
               </w:rPr>
-              <w:instrText xml:space="preserve"> PAGEREF _Toc202174607 \h </w:instrText>
+              <w:instrText xml:space="preserve"> PAGEREF _Toc236834329 \h </w:instrText>
             </w:r>
             <w:r>
               <w:rPr>
@@ -1451,16 +1451,16 @@
               <w:rFonts w:asciiTheme="minorHAnsi" w:hAnsiTheme="minorHAnsi" w:cstheme="minorBidi"/>
               <w:noProof/>
               <w:szCs w:val="24"/>
-              <w:lang w:val="en-US"/>
+              <w:lang w:eastAsia="en-AU"/>
             </w:rPr>
           </w:pPr>
-          <w:hyperlink w:anchor="_Toc202174608" w:history="1">
+          <w:hyperlink w:anchor="_Toc236834330" w:history="1">
             <w:r>
               <w:rPr>
                 <w:rStyle w:val="Hyperlink"/>
                 <w:noProof/>
               </w:rPr>
-              <w:t>#17 Inbox Count</w:t>
+              <w:t>#18 Helping others</w:t>
             </w:r>
             <w:r>
               <w:rPr>
@@ -1481,7 +1481,7 @@
                 <w:noProof/>
                 <w:webHidden/>
               </w:rPr>
-              <w:instrText xml:space="preserve"> PAGEREF _Toc202174608 \h </w:instrText>
+              <w:instrText xml:space="preserve"> PAGEREF _Toc236834330 \h </w:instrText>
             </w:r>
             <w:r>
               <w:rPr>
@@ -1522,16 +1522,16 @@
               <w:rFonts w:asciiTheme="minorHAnsi" w:hAnsiTheme="minorHAnsi" w:cstheme="minorBidi"/>
               <w:noProof/>
               <w:szCs w:val="24"/>
-              <w:lang w:val="en-US"/>
+              <w:lang w:eastAsia="en-AU"/>
             </w:rPr>
           </w:pPr>
-          <w:hyperlink w:anchor="_Toc202174609" w:history="1">
+          <w:hyperlink w:anchor="_Toc236834331" w:history="1">
             <w:r>
               <w:rPr>
                 <w:rStyle w:val="Hyperlink"/>
                 <w:noProof/>
               </w:rPr>
-              <w:t>#18 Client Love</w:t>
+              <w:t>#19 Inbox Count</w:t>
             </w:r>
             <w:r>
               <w:rPr>
@@ -1552,7 +1552,7 @@
                 <w:noProof/>
                 <w:webHidden/>
               </w:rPr>
-              <w:instrText xml:space="preserve"> PAGEREF _Toc202174609 \h </w:instrText>
+              <w:instrText xml:space="preserve"> PAGEREF _Toc236834331 \h </w:instrText>
             </w:r>
             <w:r>
               <w:rPr>
@@ -1572,7 +1572,7 @@
                 <w:noProof/>
                 <w:webHidden/>
               </w:rPr>
-              <w:t>9</w:t>
+              <w:t>8</w:t>
             </w:r>
             <w:r>
               <w:rPr>
@@ -1593,16 +1593,16 @@
               <w:rFonts w:asciiTheme="minorHAnsi" w:hAnsiTheme="minorHAnsi" w:cstheme="minorBidi"/>
               <w:noProof/>
               <w:szCs w:val="24"/>
-              <w:lang w:val="en-US"/>
+              <w:lang w:eastAsia="en-AU"/>
             </w:rPr>
           </w:pPr>
-          <w:hyperlink w:anchor="_Toc202174610" w:history="1">
+          <w:hyperlink w:anchor="_Toc236834332" w:history="1">
             <w:r>
               <w:rPr>
                 <w:rStyle w:val="Hyperlink"/>
                 <w:noProof/>
               </w:rPr>
-              <w:t>#19 Any other relevant PowerBI Reports to look at</w:t>
+              <w:t>#20 Any other relevant PowerBI Reports to look at</w:t>
             </w:r>
             <w:r>
               <w:rPr>
@@ -1623,7 +1623,7 @@
                 <w:noProof/>
                 <w:webHidden/>
               </w:rPr>
-              <w:instrText xml:space="preserve"> PAGEREF _Toc202174610 \h </w:instrText>
+              <w:instrText xml:space="preserve"> PAGEREF _Toc236834332 \h </w:instrText>
             </w:r>
             <w:r>
               <w:rPr>
@@ -1772,7 +1772,7 @@
         <w:pStyle w:val="Heading2"/>
         <w:spacing w:line="278" w:lineRule="auto"/>
       </w:pPr>
-      <w:bookmarkStart w:id="0" w:name="_Toc202174591"/>
+      <w:bookmarkStart w:id="0" w:name="_Toc236834313"/>
       <w:r>
         <w:lastRenderedPageBreak/>
         <w:t>#1</w:t>
@@ -1989,8 +1989,8 @@
         <w:pStyle w:val="Heading2"/>
         <w:spacing w:line="278" w:lineRule="auto"/>
       </w:pPr>
-      <w:bookmarkStart w:id="1" w:name="_Toc202174592"/>
-      <w:bookmarkStart w:id="2" w:name="_Hlk212813986"/>
+      <w:bookmarkStart w:id="1" w:name="_Hlk212813986"/>
+      <w:bookmarkStart w:id="2" w:name="_Toc236834314"/>
       <w:r>
         <w:t>#</w:t>
       </w:r>
@@ -2030,7 +2030,6 @@
       <w:r>
         <w:t xml:space="preserve"> / 10</w:t>
       </w:r>
-      <w:bookmarkEnd w:id="1"/>
       <w:r>
         <w:t xml:space="preserve"> </w:t>
       </w:r>
@@ -2045,6 +2044,7 @@
       <w:r>
         <w:t>)</w:t>
       </w:r>
+      <w:bookmarkEnd w:id="2"/>
     </w:p>
     <w:p>
       <w:pPr>
@@ -2281,32 +2281,29 @@
         <w:t>}</w:t>
       </w:r>
     </w:p>
-    <w:bookmarkEnd w:id="2"/>
+    <w:bookmarkEnd w:id="1"/>
     <w:p/>
     <w:p>
       <w:pPr>
         <w:pStyle w:val="Heading2"/>
         <w:spacing w:line="278" w:lineRule="auto"/>
       </w:pPr>
-      <w:bookmarkStart w:id="3" w:name="_Toc202174609"/>
-      <w:r>
-        <w:t>#3 Client Love</w:t>
+      <w:bookmarkStart w:id="3" w:name="_Toc236834315"/>
+      <w:r>
+        <w:t xml:space="preserve">#3 Client Love (For </w:t>
+      </w:r>
+      <w:proofErr w:type="gramStart"/>
+      <w:r>
+        <w:t>Sales</w:t>
+      </w:r>
+      <w:r>
+        <w:t xml:space="preserve"> people</w:t>
+      </w:r>
+      <w:proofErr w:type="gramEnd"/>
+      <w:r>
+        <w:t>)</w:t>
       </w:r>
       <w:bookmarkEnd w:id="3"/>
-      <w:r>
-        <w:t xml:space="preserve"> (For </w:t>
-      </w:r>
-      <w:proofErr w:type="gramStart"/>
-      <w:r>
-        <w:t>Sales</w:t>
-      </w:r>
-      <w:r>
-        <w:t xml:space="preserve"> people</w:t>
-      </w:r>
-      <w:proofErr w:type="gramEnd"/>
-      <w:r>
-        <w:t>)</w:t>
-      </w:r>
     </w:p>
     <w:p>
       <w:pPr>
@@ -2457,7 +2454,7 @@
         <w:pStyle w:val="Heading2"/>
         <w:spacing w:line="278" w:lineRule="auto"/>
       </w:pPr>
-      <w:bookmarkStart w:id="4" w:name="_Toc202174593"/>
+      <w:bookmarkStart w:id="4" w:name="_Toc236834316"/>
       <w:r>
         <w:lastRenderedPageBreak/>
         <w:t>#</w:t>
@@ -2570,7 +2567,7 @@
         <w:pStyle w:val="Heading2"/>
         <w:spacing w:line="278" w:lineRule="auto"/>
       </w:pPr>
-      <w:bookmarkStart w:id="5" w:name="_Toc202174594"/>
+      <w:bookmarkStart w:id="5" w:name="_Toc236834317"/>
       <w:r>
         <w:t>#</w:t>
       </w:r>
@@ -2690,7 +2687,7 @@
         <w:pStyle w:val="Heading2"/>
         <w:spacing w:line="278" w:lineRule="auto"/>
       </w:pPr>
-      <w:bookmarkStart w:id="6" w:name="_Toc202174595"/>
+      <w:bookmarkStart w:id="6" w:name="_Toc236834318"/>
       <w:r>
         <w:t>#</w:t>
       </w:r>
@@ -2817,7 +2814,7 @@
         <w:pStyle w:val="Heading2"/>
         <w:spacing w:line="278" w:lineRule="auto"/>
       </w:pPr>
-      <w:bookmarkStart w:id="7" w:name="_Toc202174596"/>
+      <w:bookmarkStart w:id="7" w:name="_Toc236834319"/>
       <w:r>
         <w:t>#</w:t>
       </w:r>
@@ -2996,6 +2993,7 @@
         <w:pStyle w:val="Heading2"/>
         <w:spacing w:line="278" w:lineRule="auto"/>
       </w:pPr>
+      <w:bookmarkStart w:id="8" w:name="_Toc236834320"/>
       <w:r>
         <w:t>#</w:t>
       </w:r>
@@ -3005,6 +3003,7 @@
       <w:r>
         <w:t xml:space="preserve"> Prospects - Initial Meetings</w:t>
       </w:r>
+      <w:bookmarkEnd w:id="8"/>
     </w:p>
     <w:p>
       <w:pPr>
@@ -3167,7 +3166,6 @@
           <w:t>ps/3fe9ebc5-63d6-4385-820b-adbe178ccfa0/reports/2a9e3d15-15cf-4ac7-a72d-25540074553b/ReportSectionc5a72affb01a15008154?experience=power-bi</w:t>
         </w:r>
       </w:hyperlink>
-      <w:bookmarkStart w:id="8" w:name="_Toc202174597"/>
       <w:r>
         <w:br/>
       </w:r>
@@ -3177,6 +3175,7 @@
         <w:pStyle w:val="Heading2"/>
         <w:spacing w:line="278" w:lineRule="auto"/>
       </w:pPr>
+      <w:bookmarkStart w:id="9" w:name="_Toc236834321"/>
       <w:r>
         <w:lastRenderedPageBreak/>
         <w:t>#</w:t>
@@ -3193,7 +3192,7 @@
       <w:r>
         <w:t xml:space="preserve"> – Spec Reviews</w:t>
       </w:r>
-      <w:bookmarkEnd w:id="8"/>
+      <w:bookmarkEnd w:id="9"/>
     </w:p>
     <w:p>
       <w:pPr>
@@ -3336,7 +3335,7 @@
         <w:pStyle w:val="Heading2"/>
         <w:spacing w:line="278" w:lineRule="auto"/>
       </w:pPr>
-      <w:bookmarkStart w:id="9" w:name="_Toc202174599"/>
+      <w:bookmarkStart w:id="10" w:name="_Toc236834322"/>
       <w:r>
         <w:t>#</w:t>
       </w:r>
@@ -3346,7 +3345,7 @@
       <w:r>
         <w:t xml:space="preserve"> Exams</w:t>
       </w:r>
-      <w:bookmarkEnd w:id="9"/>
+      <w:bookmarkEnd w:id="10"/>
     </w:p>
     <w:p>
       <w:pPr>
@@ -3527,7 +3526,7 @@
         <w:pStyle w:val="Heading2"/>
         <w:spacing w:line="278" w:lineRule="auto"/>
       </w:pPr>
-      <w:bookmarkStart w:id="10" w:name="_Toc202174600"/>
+      <w:bookmarkStart w:id="11" w:name="_Toc236834323"/>
       <w:r>
         <w:t>#1</w:t>
       </w:r>
@@ -3543,7 +3542,7 @@
       <w:r>
         <w:t>Videos</w:t>
       </w:r>
-      <w:bookmarkEnd w:id="10"/>
+      <w:bookmarkEnd w:id="11"/>
     </w:p>
     <w:p>
       <w:pPr>
@@ -3866,7 +3865,7 @@
         <w:pStyle w:val="Heading2"/>
         <w:spacing w:line="240" w:lineRule="auto"/>
       </w:pPr>
-      <w:bookmarkStart w:id="11" w:name="_Toc202174601"/>
+      <w:bookmarkStart w:id="12" w:name="_Toc236834324"/>
       <w:r>
         <w:lastRenderedPageBreak/>
         <w:t>#1</w:t>
@@ -3883,7 +3882,7 @@
       <w:r>
         <w:t xml:space="preserve"> Rules</w:t>
       </w:r>
-      <w:bookmarkEnd w:id="11"/>
+      <w:bookmarkEnd w:id="12"/>
     </w:p>
     <w:p>
       <w:pPr>
@@ -4215,8 +4214,8 @@
         <w:pStyle w:val="Heading2"/>
         <w:spacing w:line="278" w:lineRule="auto"/>
       </w:pPr>
-      <w:bookmarkStart w:id="12" w:name="_Toc202174602"/>
       <w:bookmarkStart w:id="13" w:name="_Hlk205970346"/>
+      <w:bookmarkStart w:id="14" w:name="_Toc236834325"/>
       <w:r>
         <w:t>#1</w:t>
       </w:r>
@@ -4226,7 +4225,7 @@
       <w:r>
         <w:t xml:space="preserve"> Updates – Intranet</w:t>
       </w:r>
-      <w:bookmarkEnd w:id="12"/>
+      <w:bookmarkEnd w:id="14"/>
       <w:r>
         <w:t xml:space="preserve"> </w:t>
       </w:r>
@@ -4685,7 +4684,7 @@
         <w:pStyle w:val="Heading2"/>
         <w:spacing w:line="278" w:lineRule="auto"/>
       </w:pPr>
-      <w:bookmarkStart w:id="14" w:name="_Toc202174603"/>
+      <w:bookmarkStart w:id="15" w:name="_Toc236834326"/>
       <w:r>
         <w:lastRenderedPageBreak/>
         <w:t>#1</w:t>
@@ -4696,7 +4695,7 @@
       <w:r>
         <w:t xml:space="preserve"> Updates – SugarLearning</w:t>
       </w:r>
-      <w:bookmarkEnd w:id="14"/>
+      <w:bookmarkEnd w:id="15"/>
     </w:p>
     <w:p>
       <w:pPr>
@@ -5044,7 +5043,7 @@
         <w:pStyle w:val="Heading2"/>
         <w:spacing w:line="278" w:lineRule="auto"/>
       </w:pPr>
-      <w:bookmarkStart w:id="15" w:name="_Toc202174604"/>
+      <w:bookmarkStart w:id="16" w:name="_Toc236834327"/>
       <w:r>
         <w:t>#1</w:t>
       </w:r>
@@ -5054,7 +5053,7 @@
       <w:r>
         <w:t xml:space="preserve"> Sprint Review Emails</w:t>
       </w:r>
-      <w:bookmarkEnd w:id="15"/>
+      <w:bookmarkEnd w:id="16"/>
     </w:p>
     <w:p>
       <w:pPr>
@@ -5224,7 +5223,7 @@
         <w:pStyle w:val="Heading2"/>
         <w:spacing w:line="278" w:lineRule="auto"/>
       </w:pPr>
-      <w:bookmarkStart w:id="16" w:name="_Toc202174605"/>
+      <w:bookmarkStart w:id="17" w:name="_Toc236834328"/>
       <w:r>
         <w:t>#1</w:t>
       </w:r>
@@ -5234,7 +5233,7 @@
       <w:r>
         <w:t xml:space="preserve"> CTFs</w:t>
       </w:r>
-      <w:bookmarkEnd w:id="16"/>
+      <w:bookmarkEnd w:id="17"/>
     </w:p>
     <w:p>
       <w:pPr>
@@ -5380,8 +5379,8 @@
         <w:pStyle w:val="Heading2"/>
         <w:spacing w:line="240" w:lineRule="auto"/>
       </w:pPr>
-      <w:bookmarkStart w:id="17" w:name="_Toc202174606"/>
       <w:bookmarkStart w:id="18" w:name="_Hlk207102791"/>
+      <w:bookmarkStart w:id="19" w:name="_Toc236834329"/>
       <w:r>
         <w:lastRenderedPageBreak/>
         <w:t>#1</w:t>
@@ -5392,7 +5391,7 @@
       <w:r>
         <w:t xml:space="preserve"> YakShaver</w:t>
       </w:r>
-      <w:bookmarkEnd w:id="17"/>
+      <w:bookmarkEnd w:id="19"/>
       <w:r>
         <w:t xml:space="preserve"> </w:t>
       </w:r>
@@ -5440,7 +5439,7 @@
           <w:lang w:eastAsia="zh-CN"/>
         </w:rPr>
       </w:pPr>
-      <w:bookmarkStart w:id="19" w:name="_Hlk207102841"/>
+      <w:bookmarkStart w:id="20" w:name="_Hlk207102841"/>
       <w:r>
         <w:rPr>
           <w:rFonts w:ascii="Aptos" w:eastAsia="Times New Roman" w:hAnsi="Aptos"/>
@@ -5577,7 +5576,7 @@
       </w:r>
     </w:p>
     <w:bookmarkEnd w:id="18"/>
-    <w:bookmarkEnd w:id="19"/>
+    <w:bookmarkEnd w:id="20"/>
     <w:p>
       <w:r>
         <w:fldChar w:fldCharType="begin"/>
@@ -5614,7 +5613,7 @@
         <w:pStyle w:val="Heading2"/>
         <w:spacing w:line="278" w:lineRule="auto"/>
       </w:pPr>
-      <w:bookmarkStart w:id="20" w:name="_Toc202174607"/>
+      <w:bookmarkStart w:id="21" w:name="_Toc236834330"/>
       <w:r>
         <w:t>#1</w:t>
       </w:r>
@@ -5624,7 +5623,7 @@
       <w:r>
         <w:t xml:space="preserve"> Helping others</w:t>
       </w:r>
-      <w:bookmarkEnd w:id="20"/>
+      <w:bookmarkEnd w:id="21"/>
     </w:p>
     <w:p>
       <w:pPr>
@@ -5894,7 +5893,7 @@
         <w:pStyle w:val="Heading2"/>
         <w:spacing w:line="278" w:lineRule="auto"/>
       </w:pPr>
-      <w:bookmarkStart w:id="21" w:name="_Toc202174608"/>
+      <w:bookmarkStart w:id="22" w:name="_Toc236834331"/>
       <w:r>
         <w:t>#1</w:t>
       </w:r>
@@ -5904,7 +5903,7 @@
       <w:r>
         <w:t xml:space="preserve"> Inbox Count</w:t>
       </w:r>
-      <w:bookmarkEnd w:id="21"/>
+      <w:bookmarkEnd w:id="22"/>
     </w:p>
     <w:p>
       <w:pPr>
@@ -6065,7 +6064,7 @@
       <w:pPr>
         <w:pStyle w:val="Heading2"/>
       </w:pPr>
-      <w:bookmarkStart w:id="22" w:name="_Toc202174610"/>
+      <w:bookmarkStart w:id="23" w:name="_Toc236834332"/>
       <w:r>
         <w:lastRenderedPageBreak/>
         <w:t>#</w:t>
@@ -6076,7 +6075,7 @@
       <w:r>
         <w:t xml:space="preserve"> Any other relevant PowerBI Reports to look at</w:t>
       </w:r>
-      <w:bookmarkEnd w:id="22"/>
+      <w:bookmarkEnd w:id="23"/>
     </w:p>
     <w:p>
       <w:pPr>
@@ -7013,7 +7012,7 @@
               <v:stroke joinstyle="miter"/>
               <v:path gradientshapeok="t" o:connecttype="rect"/>
             </v:shapetype>
-            <v:shape id="Text Box 2" o:spid="_x0000_s1026" type="#_x0000_t202" style="position:absolute;margin-left:134.7pt;margin-top:36.85pt;width:185.9pt;height:38.25pt;z-index:251660288;visibility:visible;mso-wrap-style:square;mso-width-percent:400;mso-height-percent:0;mso-wrap-distance-left:9pt;mso-wrap-distance-top:3.6pt;mso-wrap-distance-right:9pt;mso-wrap-distance-bottom:3.6pt;mso-position-horizontal:right;mso-position-horizontal-relative:margin;mso-position-vertical:absolute;mso-position-vertical-relative:page;mso-width-percent:400;mso-height-percent:0;mso-width-relative:margin;mso-height-relative:margin;v-text-anchor:top" o:gfxdata="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" filled="f" stroked="f">
+            <v:shape id="Text Box 2" o:spid="_x0000_s1026" type="#_x0000_t202" style="position:absolute;margin-left:134.7pt;margin-top:36.85pt;width:185.9pt;height:38.25pt;z-index:251660288;visibility:visible;mso-wrap-style:square;mso-width-percent:400;mso-height-percent:0;mso-wrap-distance-left:9pt;mso-wrap-distance-top:3.6pt;mso-wrap-distance-right:9pt;mso-wrap-distance-bottom:3.6pt;mso-position-horizontal:right;mso-position-horizontal-relative:margin;mso-position-vertical:absolute;mso-position-vertical-relative:page;mso-width-percent:400;mso-height-percent:0;mso-width-relative:margin;mso-height-relative:margin;v-text-anchor:top" o:gfxdata="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" filled="f" stroked="f">
               <v:textbox inset="0,0,0,0">
                 <w:txbxContent>
                   <w:p>
